--- a/06-学生侧材料/讲义/化学原理/物化综合计算-超级充实版（自学完整）.docx
+++ b/06-学生侧材料/讲义/化学原理/物化综合计算-超级充实版（自学完整）.docx
@@ -3,6 +3,164 @@
 <w:document xmlns:w="http://schemas.openxmlformats.org/wordprocessingml/2006/main" xmlns:m="http://schemas.openxmlformats.org/officeDocument/2006/math" xmlns:r="http://schemas.openxmlformats.org/officeDocument/2006/relationships" xmlns:o="urn:schemas-microsoft-com:office:office" xmlns:v="urn:schemas-microsoft-com:vml" xmlns:w10="urn:schemas-microsoft-com:office:word" xmlns:a="http://schemas.openxmlformats.org/drawingml/2006/main" xmlns:pic="http://schemas.openxmlformats.org/drawingml/2006/picture" xmlns:wp="http://schemas.openxmlformats.org/drawingml/2006/wordprocessingDrawing">
   <w:body>
     <w:bookmarkStart w:id="68" w:name="第四轮4-7-物化综合计算冲刺班-自学完整"/>
+    <w:p>
+      <w:pPr>
+        <w:spacing w:after="1800" w:before="1200" w:line="276" w:lineRule="auto"/>
+        <w:jc w:val="center"/>
+      </w:pPr>
+    </w:p>
+    <w:p>
+      <w:pPr>
+        <w:spacing w:after="320" w:before="0" w:line="276" w:lineRule="auto"/>
+        <w:jc w:val="center"/>
+      </w:pPr>
+      <w:r>
+        <w:rPr>
+          <w:rFonts w:ascii="Times New Roman" w:hAnsi="Times New Roman" w:eastAsia="SimHei" w:cs="Times New Roman"/>
+          <w:b/>
+          <w:color w:val="17324D"/>
+          <w:sz w:val="64"/>
+        </w:rPr>
+        <w:t>化学竞赛习题册</w:t>
+      </w:r>
+    </w:p>
+    <w:p>
+      <w:pPr>
+        <w:spacing w:after="120" w:before="0" w:line="276" w:lineRule="auto"/>
+        <w:jc w:val="center"/>
+      </w:pPr>
+      <w:r>
+        <w:rPr>
+          <w:rFonts w:ascii="Times New Roman" w:hAnsi="Times New Roman" w:eastAsia="SimHei" w:cs="Times New Roman"/>
+          <w:b w:val="0"/>
+          <w:color w:val="5B6975"/>
+          <w:sz w:val="32"/>
+        </w:rPr>
+        <w:t>化学原理</w:t>
+      </w:r>
+    </w:p>
+    <w:p>
+      <w:pPr>
+        <w:spacing w:after="600" w:before="0" w:line="276" w:lineRule="auto"/>
+        <w:jc w:val="center"/>
+      </w:pPr>
+      <w:r>
+        <w:rPr>
+          <w:rFonts w:ascii="Times New Roman" w:hAnsi="Times New Roman" w:eastAsia="SimHei" w:cs="Times New Roman"/>
+          <w:b/>
+          <w:color w:val="17324D"/>
+          <w:sz w:val="44"/>
+        </w:rPr>
+        <w:t>第四轮</w:t>
+      </w:r>
+      <w:r>
+        <w:rPr>
+          <w:rFonts w:ascii="Times New Roman" w:hAnsi="Times New Roman" w:eastAsia="Times New Roman" w:cs="Times New Roman"/>
+          <w:b/>
+          <w:color w:val="17324D"/>
+          <w:sz w:val="44"/>
+        </w:rPr>
+        <w:t xml:space="preserve">·4-7 </w:t>
+      </w:r>
+      <w:r>
+        <w:rPr>
+          <w:rFonts w:ascii="Times New Roman" w:hAnsi="Times New Roman" w:eastAsia="SimHei" w:cs="Times New Roman"/>
+          <w:b/>
+          <w:color w:val="17324D"/>
+          <w:sz w:val="44"/>
+        </w:rPr>
+        <w:t>物化综合计算</w:t>
+      </w:r>
+      <w:r>
+        <w:rPr>
+          <w:rFonts w:ascii="Times New Roman" w:hAnsi="Times New Roman" w:eastAsia="Times New Roman" w:cs="Times New Roman"/>
+          <w:b/>
+          <w:color w:val="17324D"/>
+          <w:sz w:val="44"/>
+        </w:rPr>
+        <w:t>（</w:t>
+      </w:r>
+      <w:r>
+        <w:rPr>
+          <w:rFonts w:ascii="Times New Roman" w:hAnsi="Times New Roman" w:eastAsia="SimHei" w:cs="Times New Roman"/>
+          <w:b/>
+          <w:color w:val="17324D"/>
+          <w:sz w:val="44"/>
+        </w:rPr>
+        <w:t>冲刺班</w:t>
+      </w:r>
+      <w:r>
+        <w:rPr>
+          <w:rFonts w:ascii="Times New Roman" w:hAnsi="Times New Roman" w:eastAsia="Times New Roman" w:cs="Times New Roman"/>
+          <w:b/>
+          <w:color w:val="17324D"/>
+          <w:sz w:val="44"/>
+        </w:rPr>
+        <w:t xml:space="preserve"> · </w:t>
+      </w:r>
+      <w:r>
+        <w:rPr>
+          <w:rFonts w:ascii="Times New Roman" w:hAnsi="Times New Roman" w:eastAsia="SimHei" w:cs="Times New Roman"/>
+          <w:b/>
+          <w:color w:val="17324D"/>
+          <w:sz w:val="44"/>
+        </w:rPr>
+        <w:t>自学完整</w:t>
+      </w:r>
+      <w:r>
+        <w:rPr>
+          <w:rFonts w:ascii="Times New Roman" w:hAnsi="Times New Roman" w:eastAsia="Times New Roman" w:cs="Times New Roman"/>
+          <w:b/>
+          <w:color w:val="17324D"/>
+          <w:sz w:val="44"/>
+        </w:rPr>
+        <w:t>）</w:t>
+      </w:r>
+    </w:p>
+    <w:p>
+      <w:pPr>
+        <w:spacing w:after="600" w:before="120" w:line="276" w:lineRule="auto"/>
+        <w:jc w:val="center"/>
+        <w:pBdr>
+          <w:bottom w:val="single" w:sz="8" w:space="4" w:color="4A6577"/>
+        </w:pBdr>
+      </w:pPr>
+    </w:p>
+    <w:p>
+      <w:pPr>
+        <w:spacing w:after="160" w:before="0" w:line="276" w:lineRule="auto"/>
+        <w:jc w:val="center"/>
+      </w:pPr>
+      <w:r>
+        <w:rPr>
+          <w:rFonts w:ascii="Times New Roman" w:hAnsi="Times New Roman" w:eastAsia="FangSong" w:cs="Times New Roman"/>
+          <w:b w:val="0"/>
+          <w:color w:val="5B6975"/>
+          <w:sz w:val="24"/>
+        </w:rPr>
+        <w:t>日期</w:t>
+      </w:r>
+      <w:r>
+        <w:rPr>
+          <w:rFonts w:ascii="Times New Roman" w:hAnsi="Times New Roman" w:eastAsia="Times New Roman" w:cs="Times New Roman"/>
+          <w:b w:val="0"/>
+          <w:color w:val="5B6975"/>
+          <w:sz w:val="24"/>
+        </w:rPr>
+        <w:t>：2026-09-10</w:t>
+      </w:r>
+    </w:p>
+    <w:p>
+      <w:pPr>
+        <w:jc w:val="center"/>
+      </w:pPr>
+      <w:r>
+        <w:rPr>
+          <w:rFonts w:ascii="Times New Roman" w:hAnsi="Times New Roman" w:eastAsia="Times New Roman" w:cs="Times New Roman"/>
+        </w:rPr>
+        <w:br w:type="page"/>
+      </w:r>
+    </w:p>
     <w:p>
       <w:pPr>
         <w:pStyle w:val="Heading1"/>
@@ -39793,6 +39951,18 @@
         <w:rPr>
           <w:rFonts w:hint="eastAsia" w:ascii="Times New Roman" w:hAnsi="Times New Roman" w:eastAsia="FangSong" w:cs="Times New Roman"/>
         </w:rPr>
+        <w:t>化学原理</w:t>
+      </w:r>
+      <w:r>
+        <w:rPr>
+          <w:rFonts w:hint="eastAsia" w:ascii="Times New Roman" w:hAnsi="Times New Roman" w:eastAsia="Times New Roman" w:cs="Times New Roman"/>
+        </w:rPr>
+        <w:t>/</w:t>
+      </w:r>
+      <w:r>
+        <w:rPr>
+          <w:rFonts w:hint="eastAsia" w:ascii="Times New Roman" w:hAnsi="Times New Roman" w:eastAsia="FangSong" w:cs="Times New Roman"/>
+        </w:rPr>
         <w:t>热力学初步</w:t>
       </w:r>
       <w:r>
@@ -39853,6 +40023,18 @@
         <w:rPr>
           <w:rFonts w:hint="eastAsia" w:ascii="Times New Roman" w:hAnsi="Times New Roman" w:eastAsia="FangSong" w:cs="Times New Roman"/>
         </w:rPr>
+        <w:t>化学原理</w:t>
+      </w:r>
+      <w:r>
+        <w:rPr>
+          <w:rFonts w:hint="eastAsia" w:ascii="Times New Roman" w:hAnsi="Times New Roman" w:eastAsia="Times New Roman" w:cs="Times New Roman"/>
+        </w:rPr>
+        <w:t>/</w:t>
+      </w:r>
+      <w:r>
+        <w:rPr>
+          <w:rFonts w:hint="eastAsia" w:ascii="Times New Roman" w:hAnsi="Times New Roman" w:eastAsia="FangSong" w:cs="Times New Roman"/>
+        </w:rPr>
         <w:t>化学平衡</w:t>
       </w:r>
       <w:r>
@@ -39913,6 +40095,18 @@
         <w:rPr>
           <w:rFonts w:hint="eastAsia" w:ascii="Times New Roman" w:hAnsi="Times New Roman" w:eastAsia="FangSong" w:cs="Times New Roman"/>
         </w:rPr>
+        <w:t>化学原理</w:t>
+      </w:r>
+      <w:r>
+        <w:rPr>
+          <w:rFonts w:hint="eastAsia" w:ascii="Times New Roman" w:hAnsi="Times New Roman" w:eastAsia="Times New Roman" w:cs="Times New Roman"/>
+        </w:rPr>
+        <w:t>/</w:t>
+      </w:r>
+      <w:r>
+        <w:rPr>
+          <w:rFonts w:hint="eastAsia" w:ascii="Times New Roman" w:hAnsi="Times New Roman" w:eastAsia="FangSong" w:cs="Times New Roman"/>
+        </w:rPr>
         <w:t>化学动力学</w:t>
       </w:r>
       <w:r>
@@ -39962,6 +40156,18 @@
           <w:rFonts w:hint="eastAsia" w:ascii="Times New Roman" w:hAnsi="Times New Roman" w:eastAsia="FangSong" w:cs="Times New Roman"/>
         </w:rPr>
         <w:t>学生讲义</w:t>
+      </w:r>
+      <w:r>
+        <w:rPr>
+          <w:rFonts w:hint="eastAsia" w:ascii="Times New Roman" w:hAnsi="Times New Roman" w:eastAsia="Times New Roman" w:cs="Times New Roman"/>
+        </w:rPr>
+        <w:t>/</w:t>
+      </w:r>
+      <w:r>
+        <w:rPr>
+          <w:rFonts w:hint="eastAsia" w:ascii="Times New Roman" w:hAnsi="Times New Roman" w:eastAsia="FangSong" w:cs="Times New Roman"/>
+        </w:rPr>
+        <w:t>化学原理</w:t>
       </w:r>
       <w:r>
         <w:rPr>

--- a/06-学生侧材料/讲义/化学原理/物化综合计算-超级充实版（自学完整）.docx
+++ b/06-学生侧材料/讲义/化学原理/物化综合计算-超级充实版（自学完整）.docx
@@ -3,164 +3,6 @@
 <w:document xmlns:w="http://schemas.openxmlformats.org/wordprocessingml/2006/main" xmlns:m="http://schemas.openxmlformats.org/officeDocument/2006/math" xmlns:r="http://schemas.openxmlformats.org/officeDocument/2006/relationships" xmlns:o="urn:schemas-microsoft-com:office:office" xmlns:v="urn:schemas-microsoft-com:vml" xmlns:w10="urn:schemas-microsoft-com:office:word" xmlns:a="http://schemas.openxmlformats.org/drawingml/2006/main" xmlns:pic="http://schemas.openxmlformats.org/drawingml/2006/picture" xmlns:wp="http://schemas.openxmlformats.org/drawingml/2006/wordprocessingDrawing">
   <w:body>
     <w:bookmarkStart w:id="68" w:name="第四轮4-7-物化综合计算冲刺班-自学完整"/>
-    <w:p>
-      <w:pPr>
-        <w:spacing w:after="1800" w:before="1200" w:line="276" w:lineRule="auto"/>
-        <w:jc w:val="center"/>
-      </w:pPr>
-    </w:p>
-    <w:p>
-      <w:pPr>
-        <w:spacing w:after="320" w:before="0" w:line="276" w:lineRule="auto"/>
-        <w:jc w:val="center"/>
-      </w:pPr>
-      <w:r>
-        <w:rPr>
-          <w:rFonts w:ascii="Times New Roman" w:hAnsi="Times New Roman" w:eastAsia="SimHei" w:cs="Times New Roman"/>
-          <w:b/>
-          <w:color w:val="17324D"/>
-          <w:sz w:val="64"/>
-        </w:rPr>
-        <w:t>化学竞赛习题册</w:t>
-      </w:r>
-    </w:p>
-    <w:p>
-      <w:pPr>
-        <w:spacing w:after="120" w:before="0" w:line="276" w:lineRule="auto"/>
-        <w:jc w:val="center"/>
-      </w:pPr>
-      <w:r>
-        <w:rPr>
-          <w:rFonts w:ascii="Times New Roman" w:hAnsi="Times New Roman" w:eastAsia="SimHei" w:cs="Times New Roman"/>
-          <w:b w:val="0"/>
-          <w:color w:val="5B6975"/>
-          <w:sz w:val="32"/>
-        </w:rPr>
-        <w:t>化学原理</w:t>
-      </w:r>
-    </w:p>
-    <w:p>
-      <w:pPr>
-        <w:spacing w:after="600" w:before="0" w:line="276" w:lineRule="auto"/>
-        <w:jc w:val="center"/>
-      </w:pPr>
-      <w:r>
-        <w:rPr>
-          <w:rFonts w:ascii="Times New Roman" w:hAnsi="Times New Roman" w:eastAsia="SimHei" w:cs="Times New Roman"/>
-          <w:b/>
-          <w:color w:val="17324D"/>
-          <w:sz w:val="44"/>
-        </w:rPr>
-        <w:t>第四轮</w:t>
-      </w:r>
-      <w:r>
-        <w:rPr>
-          <w:rFonts w:ascii="Times New Roman" w:hAnsi="Times New Roman" w:eastAsia="Times New Roman" w:cs="Times New Roman"/>
-          <w:b/>
-          <w:color w:val="17324D"/>
-          <w:sz w:val="44"/>
-        </w:rPr>
-        <w:t xml:space="preserve">·4-7 </w:t>
-      </w:r>
-      <w:r>
-        <w:rPr>
-          <w:rFonts w:ascii="Times New Roman" w:hAnsi="Times New Roman" w:eastAsia="SimHei" w:cs="Times New Roman"/>
-          <w:b/>
-          <w:color w:val="17324D"/>
-          <w:sz w:val="44"/>
-        </w:rPr>
-        <w:t>物化综合计算</w:t>
-      </w:r>
-      <w:r>
-        <w:rPr>
-          <w:rFonts w:ascii="Times New Roman" w:hAnsi="Times New Roman" w:eastAsia="Times New Roman" w:cs="Times New Roman"/>
-          <w:b/>
-          <w:color w:val="17324D"/>
-          <w:sz w:val="44"/>
-        </w:rPr>
-        <w:t>（</w:t>
-      </w:r>
-      <w:r>
-        <w:rPr>
-          <w:rFonts w:ascii="Times New Roman" w:hAnsi="Times New Roman" w:eastAsia="SimHei" w:cs="Times New Roman"/>
-          <w:b/>
-          <w:color w:val="17324D"/>
-          <w:sz w:val="44"/>
-        </w:rPr>
-        <w:t>冲刺班</w:t>
-      </w:r>
-      <w:r>
-        <w:rPr>
-          <w:rFonts w:ascii="Times New Roman" w:hAnsi="Times New Roman" w:eastAsia="Times New Roman" w:cs="Times New Roman"/>
-          <w:b/>
-          <w:color w:val="17324D"/>
-          <w:sz w:val="44"/>
-        </w:rPr>
-        <w:t xml:space="preserve"> · </w:t>
-      </w:r>
-      <w:r>
-        <w:rPr>
-          <w:rFonts w:ascii="Times New Roman" w:hAnsi="Times New Roman" w:eastAsia="SimHei" w:cs="Times New Roman"/>
-          <w:b/>
-          <w:color w:val="17324D"/>
-          <w:sz w:val="44"/>
-        </w:rPr>
-        <w:t>自学完整</w:t>
-      </w:r>
-      <w:r>
-        <w:rPr>
-          <w:rFonts w:ascii="Times New Roman" w:hAnsi="Times New Roman" w:eastAsia="Times New Roman" w:cs="Times New Roman"/>
-          <w:b/>
-          <w:color w:val="17324D"/>
-          <w:sz w:val="44"/>
-        </w:rPr>
-        <w:t>）</w:t>
-      </w:r>
-    </w:p>
-    <w:p>
-      <w:pPr>
-        <w:spacing w:after="600" w:before="120" w:line="276" w:lineRule="auto"/>
-        <w:jc w:val="center"/>
-        <w:pBdr>
-          <w:bottom w:val="single" w:sz="8" w:space="4" w:color="4A6577"/>
-        </w:pBdr>
-      </w:pPr>
-    </w:p>
-    <w:p>
-      <w:pPr>
-        <w:spacing w:after="160" w:before="0" w:line="276" w:lineRule="auto"/>
-        <w:jc w:val="center"/>
-      </w:pPr>
-      <w:r>
-        <w:rPr>
-          <w:rFonts w:ascii="Times New Roman" w:hAnsi="Times New Roman" w:eastAsia="FangSong" w:cs="Times New Roman"/>
-          <w:b w:val="0"/>
-          <w:color w:val="5B6975"/>
-          <w:sz w:val="24"/>
-        </w:rPr>
-        <w:t>日期</w:t>
-      </w:r>
-      <w:r>
-        <w:rPr>
-          <w:rFonts w:ascii="Times New Roman" w:hAnsi="Times New Roman" w:eastAsia="Times New Roman" w:cs="Times New Roman"/>
-          <w:b w:val="0"/>
-          <w:color w:val="5B6975"/>
-          <w:sz w:val="24"/>
-        </w:rPr>
-        <w:t>：2026-09-10</w:t>
-      </w:r>
-    </w:p>
-    <w:p>
-      <w:pPr>
-        <w:jc w:val="center"/>
-      </w:pPr>
-      <w:r>
-        <w:rPr>
-          <w:rFonts w:ascii="Times New Roman" w:hAnsi="Times New Roman" w:eastAsia="Times New Roman" w:cs="Times New Roman"/>
-        </w:rPr>
-        <w:br w:type="page"/>
-      </w:r>
-    </w:p>
     <w:p>
       <w:pPr>
         <w:pStyle w:val="Heading1"/>
@@ -20227,24 +20069,25 @@
         </w:rPr>
         <w:t xml:space="preserve"> </w:t>
       </w:r>
-      <w:r>
-        <w:rPr>
-          <w:rFonts w:hint="eastAsia" w:ascii="Times New Roman" w:hAnsi="Times New Roman" w:eastAsia="Times New Roman" w:cs="Times New Roman"/>
-        </w:rPr>
-        <w:t>k</w:t>
-      </w:r>
-      <w:r>
-        <w:rPr>
-          <w:rFonts w:hint="eastAsia" w:ascii="Times New Roman" w:hAnsi="Times New Roman" w:eastAsia="Times New Roman" w:cs="Times New Roman"/>
-          <w:vertAlign w:val="subscript"/>
-        </w:rPr>
-        <w:t>2</w:t>
-      </w:r>
-      <w:r>
-        <w:rPr>
-          <w:rFonts w:hint="eastAsia" w:ascii="Times New Roman" w:hAnsi="Times New Roman" w:eastAsia="Times New Roman" w:cs="Times New Roman"/>
-        </w:rPr>
-        <w:t>；</w:t>
+      <m:oMath>
+        <m:sSub>
+          <m:e>
+            <m:r>
+              <m:t>k</m:t>
+            </m:r>
+          </m:e>
+          <m:sub>
+            <m:r>
+              <m:t>2</m:t>
+            </m:r>
+          </m:sub>
+        </m:sSub>
+      </m:oMath>
+      <w:r>
+        <w:rPr>
+          <w:rFonts w:hint="eastAsia" w:ascii="Times New Roman" w:hAnsi="Times New Roman" w:eastAsia="Times New Roman" w:cs="Times New Roman"/>
+        </w:rPr>
+        <w:t xml:space="preserve">；</w:t>
       </w:r>
       <w:r>
         <w:rPr>
@@ -24030,15 +23873,22 @@
         <w:rPr>
           <w:rFonts w:hint="eastAsia" w:ascii="Times New Roman" w:hAnsi="Times New Roman" w:eastAsia="Times New Roman" w:cs="Times New Roman"/>
         </w:rPr>
-        <w:t>（10</w:t>
-      </w:r>
-      <w:r>
-        <w:rPr>
-          <w:rFonts w:hint="eastAsia" w:ascii="Times New Roman" w:hAnsi="Times New Roman" w:eastAsia="Times New Roman" w:cs="Times New Roman"/>
-          <w:vertAlign w:val="superscript"/>
-        </w:rPr>
-        <w:t>56</w:t>
-      </w:r>
+        <w:t>（</w:t>
+      </w:r>
+      <m:oMath>
+        <m:sSup>
+          <m:e>
+            <m:r>
+              <m:t>10</m:t>
+            </m:r>
+          </m:e>
+          <m:sup>
+            <m:r>
+              <m:t>56</m:t>
+            </m:r>
+          </m:sup>
+        </m:sSup>
+      </m:oMath>
       <w:r>
         <w:rPr>
           <w:rFonts w:hint="eastAsia" w:ascii="Times New Roman" w:hAnsi="Times New Roman" w:eastAsia="Times New Roman" w:cs="Times New Roman"/>
@@ -27352,15 +27202,22 @@
         <w:rPr>
           <w:rFonts w:ascii="Times New Roman" w:hAnsi="Times New Roman" w:eastAsia="Times New Roman" w:cs="Times New Roman"/>
         </w:rPr>
-        <w:t xml:space="preserve"> v</w:t>
-      </w:r>
-      <w:r>
-        <w:rPr>
-          <w:rFonts w:ascii="Times New Roman" w:hAnsi="Times New Roman" w:eastAsia="Times New Roman" w:cs="Times New Roman"/>
-          <w:vertAlign w:val="subscript"/>
-        </w:rPr>
-        <w:t>0</w:t>
-      </w:r>
+        <w:t xml:space="preserve"> </w:t>
+      </w:r>
+      <m:oMath>
+        <m:sSub>
+          <m:e>
+            <m:r>
+              <m:t>v</m:t>
+            </m:r>
+          </m:e>
+          <m:sub>
+            <m:r>
+              <m:t>0</m:t>
+            </m:r>
+          </m:sub>
+        </m:sSub>
+      </m:oMath>
       <w:r>
         <w:rPr>
           <w:rFonts w:ascii="Times New Roman" w:hAnsi="Times New Roman" w:eastAsia="Times New Roman" w:cs="Times New Roman"/>
@@ -28884,15 +28741,28 @@
         <w:rPr>
           <w:rFonts w:ascii="Times New Roman" w:hAnsi="Times New Roman" w:eastAsia="Times New Roman" w:cs="Times New Roman"/>
         </w:rPr>
-        <w:t xml:space="preserve"> k</w:t>
-      </w:r>
-      <w:r>
-        <w:rPr>
-          <w:rFonts w:ascii="Times New Roman" w:hAnsi="Times New Roman" w:eastAsia="Times New Roman" w:cs="Times New Roman"/>
-          <w:vertAlign w:val="subscript"/>
-        </w:rPr>
-        <w:t>-1</w:t>
-      </w:r>
+        <w:t xml:space="preserve"> </w:t>
+      </w:r>
+      <m:oMath>
+        <m:sSub>
+          <m:e>
+            <m:r>
+              <m:t>k</m:t>
+            </m:r>
+          </m:e>
+          <m:sub>
+            <m:r>
+              <m:rPr>
+                <m:sty m:val="p"/>
+              </m:rPr>
+              <m:t>−</m:t>
+            </m:r>
+            <m:r>
+              <m:t>1</m:t>
+            </m:r>
+          </m:sub>
+        </m:sSub>
+      </m:oMath>
       <w:r>
         <w:rPr>
           <w:rFonts w:ascii="Times New Roman" w:hAnsi="Times New Roman" w:eastAsia="Times New Roman" w:cs="Times New Roman"/>
@@ -31223,24 +31093,25 @@
         </w:rPr>
         <w:t xml:space="preserve"> </w:t>
       </w:r>
-      <w:r>
-        <w:rPr>
-          <w:rFonts w:hint="eastAsia" w:ascii="Times New Roman" w:hAnsi="Times New Roman" w:eastAsia="Times New Roman" w:cs="Times New Roman"/>
-        </w:rPr>
-        <w:t>10</w:t>
-      </w:r>
-      <w:r>
-        <w:rPr>
-          <w:rFonts w:hint="eastAsia" w:ascii="Times New Roman" w:hAnsi="Times New Roman" w:eastAsia="Times New Roman" w:cs="Times New Roman"/>
-          <w:vertAlign w:val="superscript"/>
-        </w:rPr>
-        <w:t>100</w:t>
-      </w:r>
-      <w:r>
-        <w:rPr>
-          <w:rFonts w:hint="eastAsia" w:ascii="Times New Roman" w:hAnsi="Times New Roman" w:eastAsia="Times New Roman" w:cs="Times New Roman"/>
-        </w:rPr>
-        <w:t>；</w:t>
+      <m:oMath>
+        <m:sSup>
+          <m:e>
+            <m:r>
+              <m:t>10</m:t>
+            </m:r>
+          </m:e>
+          <m:sup>
+            <m:r>
+              <m:t>100</m:t>
+            </m:r>
+          </m:sup>
+        </m:sSup>
+      </m:oMath>
+      <w:r>
+        <w:rPr>
+          <w:rFonts w:hint="eastAsia" w:ascii="Times New Roman" w:hAnsi="Times New Roman" w:eastAsia="Times New Roman" w:cs="Times New Roman"/>
+        </w:rPr>
+        <w:t xml:space="preserve">；</w:t>
       </w:r>
       <m:oMath>
         <m:r>

--- a/06-学生侧材料/讲义/化学原理/物化综合计算-超级充实版（自学完整）.docx
+++ b/06-学生侧材料/讲义/化学原理/物化综合计算-超级充实版（自学完整）.docx
@@ -7678,112 +7678,594 @@
     </w:p>
     <w:p>
       <w:pPr>
-        <w:pStyle w:val="SourceCode"/>
+        <w:pStyle w:val="Compact"/>
+        <w:numPr>
+          <w:ilvl w:val="0"/>
+          <w:numId w:val="1004"/>
+        </w:numPr>
       </w:pPr>
-      <w:r>
-        <w:rPr>
-          <w:rStyle w:val="VerbatimChar"/>
-          <w:rFonts w:ascii="Times New Roman" w:hAnsi="Times New Roman" w:eastAsia="Times New Roman" w:cs="Times New Roman"/>
-        </w:rPr>
-        <w:t xml:space="preserve">$E^\theta(\mathrm{Fe^{3+}/Fe^{2+}})=0.771$ </w:t>
-      </w:r>
-      <w:r>
-        <w:rPr>
-          <w:rStyle w:val="VerbatimChar"/>
-          <w:rFonts w:hint="eastAsia" w:ascii="Times New Roman" w:hAnsi="Times New Roman" w:eastAsia="Times New Roman" w:cs="Times New Roman"/>
-        </w:rPr>
-        <w:t xml:space="preserve">V，$E^\theta(\mathrm{Cu^{2+}/Cu})=0.337$</w:t>
-      </w:r>
-      <w:r>
-        <w:rPr>
-          <w:rStyle w:val="VerbatimChar"/>
-          <w:rFonts w:ascii="Times New Roman" w:hAnsi="Times New Roman" w:eastAsia="Times New Roman" w:cs="Times New Roman"/>
-        </w:rPr>
-        <w:t xml:space="preserve"> V</w:t>
-      </w:r>
-      <w:r>
-        <w:rPr>
-          <w:rFonts w:ascii="Times New Roman" w:hAnsi="Times New Roman" w:eastAsia="Times New Roman" w:cs="Times New Roman"/>
-        </w:rPr>
-        <w:br/>
-      </w:r>
-      <w:r>
-        <w:rPr>
-          <w:rStyle w:val="VerbatimChar"/>
-          <w:rFonts w:ascii="Times New Roman" w:hAnsi="Times New Roman" w:eastAsia="Times New Roman" w:cs="Times New Roman"/>
-        </w:rPr>
-        <w:t xml:space="preserve">→ $E^\theta_\text{cell}=0.434$ </w:t>
-      </w:r>
-      <w:r>
-        <w:rPr>
-          <w:rStyle w:val="VerbatimChar"/>
-          <w:rFonts w:hint="eastAsia" w:ascii="Times New Roman" w:hAnsi="Times New Roman" w:eastAsia="Times New Roman" w:cs="Times New Roman"/>
-        </w:rPr>
-        <w:t xml:space="preserve">V，$n=2$</w:t>
-      </w:r>
-      <w:r>
-        <w:rPr>
-          <w:rFonts w:ascii="Times New Roman" w:hAnsi="Times New Roman" w:eastAsia="Times New Roman" w:cs="Times New Roman"/>
-        </w:rPr>
-        <w:br/>
-      </w:r>
-      <w:r>
-        <w:rPr>
-          <w:rStyle w:val="VerbatimChar"/>
-          <w:rFonts w:ascii="Times New Roman" w:hAnsi="Times New Roman" w:eastAsia="Times New Roman" w:cs="Times New Roman"/>
-        </w:rPr>
-        <w:t xml:space="preserve">→ $\Delta G^\theta=-nFE^\theta_\text{cell}=-83.7$ kJ/mol</w:t>
-      </w:r>
-      <w:r>
-        <w:rPr>
-          <w:rFonts w:ascii="Times New Roman" w:hAnsi="Times New Roman" w:eastAsia="Times New Roman" w:cs="Times New Roman"/>
-        </w:rPr>
-        <w:br/>
-      </w:r>
-      <w:r>
-        <w:rPr>
-          <w:rStyle w:val="VerbatimChar"/>
-          <w:rFonts w:ascii="Times New Roman" w:hAnsi="Times New Roman" w:eastAsia="Times New Roman" w:cs="Times New Roman"/>
-        </w:rPr>
-        <w:t xml:space="preserve">→ $K=\exp(-\Delta G^\theta/RT)=4.8\times10^{14}$</w:t>
-      </w:r>
-      <w:r>
-        <w:rPr>
-          <w:rFonts w:ascii="Times New Roman" w:hAnsi="Times New Roman" w:eastAsia="Times New Roman" w:cs="Times New Roman"/>
-        </w:rPr>
-        <w:br/>
-      </w:r>
-      <w:r>
-        <w:rPr>
-          <w:rStyle w:val="VerbatimChar"/>
+      <m:oMath>
+        <m:oMathPr>
+          <m:ctrlPr>
+            <w:rPr>
+              <w:sz w:val="28"/>
+              <w:szCs w:val="28"/>
+            </w:rPr>
+          </m:ctrlPr>
+        </m:oMathPr>
+        <m:sSup>
+          <m:e>
+            <m:r>
+              <m:t>E</m:t>
+            </m:r>
+          </m:e>
+          <m:sup>
+            <m:r>
+              <m:t>θ</m:t>
+            </m:r>
+          </m:sup>
+        </m:sSup>
+        <m:r>
+          <m:rPr>
+            <m:sty m:val="p"/>
+          </m:rPr>
+          <m:t>(</m:t>
+        </m:r>
+        <m:r>
+          <m:rPr>
+            <m:sty m:val="p"/>
+          </m:rPr>
+          <m:t>F</m:t>
+        </m:r>
+        <m:sSup>
+          <m:e>
+            <m:r>
+              <m:rPr>
+                <m:sty m:val="p"/>
+              </m:rPr>
+              <m:t>e</m:t>
+            </m:r>
+          </m:e>
+          <m:sup>
+            <m:r>
+              <m:rPr>
+                <m:sty m:val="p"/>
+              </m:rPr>
+              <m:t>3</m:t>
+            </m:r>
+            <m:r>
+              <m:rPr>
+                <m:sty m:val="p"/>
+              </m:rPr>
+              <m:t>+</m:t>
+            </m:r>
+          </m:sup>
+        </m:sSup>
+        <m:r>
+          <m:rPr>
+            <m:sty m:val="p"/>
+          </m:rPr>
+          <m:t>/</m:t>
+        </m:r>
+        <m:r>
+          <m:rPr>
+            <m:sty m:val="p"/>
+          </m:rPr>
+          <m:t>F</m:t>
+        </m:r>
+        <m:sSup>
+          <m:e>
+            <m:r>
+              <m:rPr>
+                <m:sty m:val="p"/>
+              </m:rPr>
+              <m:t>e</m:t>
+            </m:r>
+          </m:e>
+          <m:sup>
+            <m:r>
+              <m:rPr>
+                <m:sty m:val="p"/>
+              </m:rPr>
+              <m:t>2</m:t>
+            </m:r>
+            <m:r>
+              <m:rPr>
+                <m:sty m:val="p"/>
+              </m:rPr>
+              <m:t>+</m:t>
+            </m:r>
+          </m:sup>
+        </m:sSup>
+        <m:r>
+          <m:rPr>
+            <m:sty m:val="p"/>
+          </m:rPr>
+          <m:t>)</m:t>
+        </m:r>
+        <m:r>
+          <m:rPr>
+            <m:sty m:val="p"/>
+          </m:rPr>
+          <m:t>=</m:t>
+        </m:r>
+        <m:r>
+          <m:t>0.771</m:t>
+        </m:r>
+      </m:oMath>
+      <w:r>
+        <w:rPr>
+          <w:rFonts w:ascii="Times New Roman" w:hAnsi="Times New Roman" w:eastAsia="Times New Roman" w:cs="Times New Roman"/>
+        </w:rPr>
+        <w:t xml:space="preserve"> </w:t>
+      </w:r>
+      <w:r>
+        <w:rPr>
+          <w:rFonts w:hint="eastAsia" w:ascii="Times New Roman" w:hAnsi="Times New Roman" w:eastAsia="Times New Roman" w:cs="Times New Roman"/>
+        </w:rPr>
+        <w:t xml:space="preserve">V，</w:t>
+      </w:r>
+      <m:oMath>
+        <m:oMathPr>
+          <m:ctrlPr>
+            <w:rPr>
+              <w:sz w:val="28"/>
+              <w:szCs w:val="28"/>
+            </w:rPr>
+          </m:ctrlPr>
+        </m:oMathPr>
+        <m:sSup>
+          <m:e>
+            <m:r>
+              <m:t>E</m:t>
+            </m:r>
+          </m:e>
+          <m:sup>
+            <m:r>
+              <m:t>θ</m:t>
+            </m:r>
+          </m:sup>
+        </m:sSup>
+        <m:r>
+          <m:rPr>
+            <m:sty m:val="p"/>
+          </m:rPr>
+          <m:t>(</m:t>
+        </m:r>
+        <m:r>
+          <m:rPr>
+            <m:sty m:val="p"/>
+          </m:rPr>
+          <m:t>C</m:t>
+        </m:r>
+        <m:sSup>
+          <m:e>
+            <m:r>
+              <m:rPr>
+                <m:sty m:val="p"/>
+              </m:rPr>
+              <m:t>u</m:t>
+            </m:r>
+          </m:e>
+          <m:sup>
+            <m:r>
+              <m:rPr>
+                <m:sty m:val="p"/>
+              </m:rPr>
+              <m:t>2</m:t>
+            </m:r>
+            <m:r>
+              <m:rPr>
+                <m:sty m:val="p"/>
+              </m:rPr>
+              <m:t>+</m:t>
+            </m:r>
+          </m:sup>
+        </m:sSup>
+        <m:r>
+          <m:rPr>
+            <m:sty m:val="p"/>
+          </m:rPr>
+          <m:t>/</m:t>
+        </m:r>
+        <m:r>
+          <m:rPr>
+            <m:sty m:val="p"/>
+          </m:rPr>
+          <m:t>C</m:t>
+        </m:r>
+        <m:r>
+          <m:rPr>
+            <m:sty m:val="p"/>
+          </m:rPr>
+          <m:t>u</m:t>
+        </m:r>
+        <m:r>
+          <m:rPr>
+            <m:sty m:val="p"/>
+          </m:rPr>
+          <m:t>)</m:t>
+        </m:r>
+        <m:r>
+          <m:rPr>
+            <m:sty m:val="p"/>
+          </m:rPr>
+          <m:t>=</m:t>
+        </m:r>
+        <m:r>
+          <m:t>0.337</m:t>
+        </m:r>
+      </m:oMath>
+      <w:r>
+        <w:rPr>
+          <w:rFonts w:ascii="Times New Roman" w:hAnsi="Times New Roman" w:eastAsia="Times New Roman" w:cs="Times New Roman"/>
+        </w:rPr>
+        <w:t xml:space="preserve"> </w:t>
+      </w:r>
+      <w:r>
+        <w:rPr>
+          <w:rFonts w:ascii="Times New Roman" w:hAnsi="Times New Roman" w:eastAsia="Times New Roman" w:cs="Times New Roman"/>
+        </w:rPr>
+        <w:t xml:space="preserve">V</w:t>
+      </w:r>
+    </w:p>
+    <w:p>
+      <w:pPr>
+        <w:pStyle w:val="Compact"/>
+        <w:numPr>
+          <w:ilvl w:val="0"/>
+          <w:numId w:val="1004"/>
+        </w:numPr>
+      </w:pPr>
+      <w:r>
+        <w:rPr>
+          <w:rFonts w:ascii="Times New Roman" w:hAnsi="Times New Roman" w:eastAsia="Times New Roman" w:cs="Times New Roman"/>
+        </w:rPr>
+        <w:t xml:space="preserve">→</w:t>
+      </w:r>
+      <w:r>
+        <w:rPr>
+          <w:rFonts w:ascii="Times New Roman" w:hAnsi="Times New Roman" w:eastAsia="Times New Roman" w:cs="Times New Roman"/>
+        </w:rPr>
+        <w:t xml:space="preserve"> </w:t>
+      </w:r>
+      <m:oMath>
+        <m:oMathPr>
+          <m:ctrlPr>
+            <w:rPr>
+              <w:sz w:val="28"/>
+              <w:szCs w:val="28"/>
+            </w:rPr>
+          </m:ctrlPr>
+        </m:oMathPr>
+        <m:sSubSup>
+          <m:e>
+            <m:r>
+              <m:t>E</m:t>
+            </m:r>
+          </m:e>
+          <m:sub>
+            <m:r>
+              <m:rPr>
+                <m:nor/>
+                <m:sty m:val="p"/>
+              </m:rPr>
+              <m:t>cell</m:t>
+            </m:r>
+          </m:sub>
+          <m:sup>
+            <m:r>
+              <m:t>θ</m:t>
+            </m:r>
+          </m:sup>
+        </m:sSubSup>
+        <m:r>
+          <m:rPr>
+            <m:sty m:val="p"/>
+          </m:rPr>
+          <m:t>=</m:t>
+        </m:r>
+        <m:r>
+          <m:t>0.434</m:t>
+        </m:r>
+      </m:oMath>
+      <w:r>
+        <w:rPr>
+          <w:rFonts w:ascii="Times New Roman" w:hAnsi="Times New Roman" w:eastAsia="Times New Roman" w:cs="Times New Roman"/>
+        </w:rPr>
+        <w:t xml:space="preserve"> </w:t>
+      </w:r>
+      <w:r>
+        <w:rPr>
+          <w:rFonts w:hint="eastAsia" w:ascii="Times New Roman" w:hAnsi="Times New Roman" w:eastAsia="Times New Roman" w:cs="Times New Roman"/>
+        </w:rPr>
+        <w:t xml:space="preserve">V，</w:t>
+      </w:r>
+      <m:oMath>
+        <m:r>
+          <m:t>n</m:t>
+        </m:r>
+        <m:r>
+          <m:rPr>
+            <m:sty m:val="p"/>
+          </m:rPr>
+          <m:t>=</m:t>
+        </m:r>
+        <m:r>
+          <m:t>2</m:t>
+        </m:r>
+      </m:oMath>
+    </w:p>
+    <w:p>
+      <w:pPr>
+        <w:pStyle w:val="Compact"/>
+        <w:numPr>
+          <w:ilvl w:val="0"/>
+          <w:numId w:val="1004"/>
+        </w:numPr>
+      </w:pPr>
+      <w:r>
+        <w:rPr>
+          <w:rFonts w:ascii="Times New Roman" w:hAnsi="Times New Roman" w:eastAsia="Times New Roman" w:cs="Times New Roman"/>
+        </w:rPr>
+        <w:t xml:space="preserve">→</w:t>
+      </w:r>
+      <w:r>
+        <w:rPr>
+          <w:rFonts w:ascii="Times New Roman" w:hAnsi="Times New Roman" w:eastAsia="Times New Roman" w:cs="Times New Roman"/>
+        </w:rPr>
+        <w:t xml:space="preserve"> </w:t>
+      </w:r>
+      <m:oMath>
+        <m:oMathPr>
+          <m:ctrlPr>
+            <w:rPr>
+              <w:sz w:val="28"/>
+              <w:szCs w:val="28"/>
+            </w:rPr>
+          </m:ctrlPr>
+        </m:oMathPr>
+        <m:r>
+          <m:rPr>
+            <m:sty m:val="p"/>
+          </m:rPr>
+          <m:t>Δ</m:t>
+        </m:r>
+        <m:sSup>
+          <m:e>
+            <m:r>
+              <m:t>G</m:t>
+            </m:r>
+          </m:e>
+          <m:sup>
+            <m:r>
+              <m:t>θ</m:t>
+            </m:r>
+          </m:sup>
+        </m:sSup>
+        <m:r>
+          <m:rPr>
+            <m:sty m:val="p"/>
+          </m:rPr>
+          <m:t>=</m:t>
+        </m:r>
+        <m:r>
+          <m:rPr>
+            <m:sty m:val="p"/>
+          </m:rPr>
+          <m:t>−</m:t>
+        </m:r>
+        <m:r>
+          <m:t>n</m:t>
+        </m:r>
+        <m:r>
+          <m:t>F</m:t>
+        </m:r>
+        <m:sSubSup>
+          <m:e>
+            <m:r>
+              <m:t>E</m:t>
+            </m:r>
+          </m:e>
+          <m:sub>
+            <m:r>
+              <m:rPr>
+                <m:nor/>
+                <m:sty m:val="p"/>
+              </m:rPr>
+              <m:t>cell</m:t>
+            </m:r>
+          </m:sub>
+          <m:sup>
+            <m:r>
+              <m:t>θ</m:t>
+            </m:r>
+          </m:sup>
+        </m:sSubSup>
+        <m:r>
+          <m:rPr>
+            <m:sty m:val="p"/>
+          </m:rPr>
+          <m:t>=</m:t>
+        </m:r>
+        <m:r>
+          <m:rPr>
+            <m:sty m:val="p"/>
+          </m:rPr>
+          <m:t>−</m:t>
+        </m:r>
+        <m:r>
+          <m:t>83.7</m:t>
+        </m:r>
+      </m:oMath>
+      <w:r>
+        <w:rPr>
+          <w:rFonts w:ascii="Times New Roman" w:hAnsi="Times New Roman" w:eastAsia="Times New Roman" w:cs="Times New Roman"/>
+        </w:rPr>
+        <w:t xml:space="preserve"> </w:t>
+      </w:r>
+      <w:r>
+        <w:rPr>
+          <w:rFonts w:ascii="Times New Roman" w:hAnsi="Times New Roman" w:eastAsia="Times New Roman" w:cs="Times New Roman"/>
+        </w:rPr>
+        <w:t xml:space="preserve">kJ/mol</w:t>
+      </w:r>
+    </w:p>
+    <w:p>
+      <w:pPr>
+        <w:pStyle w:val="Compact"/>
+        <w:numPr>
+          <w:ilvl w:val="0"/>
+          <w:numId w:val="1004"/>
+        </w:numPr>
+      </w:pPr>
+      <w:r>
+        <w:rPr>
+          <w:rFonts w:ascii="Times New Roman" w:hAnsi="Times New Roman" w:eastAsia="Times New Roman" w:cs="Times New Roman"/>
+        </w:rPr>
+        <w:t xml:space="preserve">→</w:t>
+      </w:r>
+      <w:r>
+        <w:rPr>
+          <w:rFonts w:ascii="Times New Roman" w:hAnsi="Times New Roman" w:eastAsia="Times New Roman" w:cs="Times New Roman"/>
+        </w:rPr>
+        <w:t xml:space="preserve"> </w:t>
+      </w:r>
+      <m:oMath>
+        <m:oMathPr>
+          <m:ctrlPr>
+            <w:rPr>
+              <w:sz w:val="28"/>
+              <w:szCs w:val="28"/>
+            </w:rPr>
+          </m:ctrlPr>
+        </m:oMathPr>
+        <m:r>
+          <m:t>K</m:t>
+        </m:r>
+        <m:r>
+          <m:rPr>
+            <m:sty m:val="p"/>
+          </m:rPr>
+          <m:t>=</m:t>
+        </m:r>
+        <m:r>
+          <m:rPr>
+            <m:sty m:val="p"/>
+          </m:rPr>
+          <m:t>exp</m:t>
+        </m:r>
+        <m:r>
+          <m:rPr>
+            <m:sty m:val="p"/>
+          </m:rPr>
+          <m:t>(</m:t>
+        </m:r>
+        <m:r>
+          <m:rPr>
+            <m:sty m:val="p"/>
+          </m:rPr>
+          <m:t>−</m:t>
+        </m:r>
+        <m:r>
+          <m:rPr>
+            <m:sty m:val="p"/>
+          </m:rPr>
+          <m:t>Δ</m:t>
+        </m:r>
+        <m:sSup>
+          <m:e>
+            <m:r>
+              <m:t>G</m:t>
+            </m:r>
+          </m:e>
+          <m:sup>
+            <m:r>
+              <m:t>θ</m:t>
+            </m:r>
+          </m:sup>
+        </m:sSup>
+        <m:r>
+          <m:rPr>
+            <m:sty m:val="p"/>
+          </m:rPr>
+          <m:t>/</m:t>
+        </m:r>
+        <m:r>
+          <m:t>R</m:t>
+        </m:r>
+        <m:r>
+          <m:t>T</m:t>
+        </m:r>
+        <m:r>
+          <m:rPr>
+            <m:sty m:val="p"/>
+          </m:rPr>
+          <m:t>)</m:t>
+        </m:r>
+        <m:r>
+          <m:rPr>
+            <m:sty m:val="p"/>
+          </m:rPr>
+          <m:t>=</m:t>
+        </m:r>
+        <m:r>
+          <m:t>4.8</m:t>
+        </m:r>
+        <m:r>
+          <m:rPr>
+            <m:sty m:val="p"/>
+          </m:rPr>
+          <m:t>×</m:t>
+        </m:r>
+        <m:sSup>
+          <m:e>
+            <m:r>
+              <m:t>10</m:t>
+            </m:r>
+          </m:e>
+          <m:sup>
+            <m:r>
+              <m:t>14</m:t>
+            </m:r>
+          </m:sup>
+        </m:sSup>
+      </m:oMath>
+    </w:p>
+    <w:p>
+      <w:pPr>
+        <w:pStyle w:val="Compact"/>
+        <w:numPr>
+          <w:ilvl w:val="0"/>
+          <w:numId w:val="1004"/>
+        </w:numPr>
+      </w:pPr>
+      <w:r>
+        <w:rPr>
           <w:rFonts w:ascii="Times New Roman" w:hAnsi="Times New Roman" w:eastAsia="Times New Roman" w:cs="Times New Roman"/>
         </w:rPr>
         <w:t xml:space="preserve">→ </w:t>
       </w:r>
       <w:r>
         <w:rPr>
-          <w:rStyle w:val="VerbatimChar"/>
           <w:rFonts w:hint="eastAsia" w:ascii="Times New Roman" w:hAnsi="Times New Roman" w:eastAsia="Times New Roman" w:cs="Times New Roman"/>
         </w:rPr>
         <w:t>ICE：</w:t>
       </w:r>
       <w:r>
         <w:rPr>
-          <w:rStyle w:val="VerbatimChar"/>
           <w:rFonts w:hint="eastAsia" w:ascii="Times New Roman" w:hAnsi="Times New Roman" w:eastAsia="FangSong" w:cs="Times New Roman"/>
         </w:rPr>
         <w:t>初始浓度</w:t>
       </w:r>
       <w:r>
         <w:rPr>
-          <w:rStyle w:val="VerbatimChar"/>
           <w:rFonts w:ascii="Times New Roman" w:hAnsi="Times New Roman" w:eastAsia="Times New Roman" w:cs="Times New Roman"/>
         </w:rPr>
         <w:t xml:space="preserve"> → </w:t>
       </w:r>
       <w:r>
         <w:rPr>
-          <w:rStyle w:val="VerbatimChar"/>
           <w:rFonts w:hint="eastAsia" w:ascii="Times New Roman" w:hAnsi="Times New Roman" w:eastAsia="FangSong" w:cs="Times New Roman"/>
         </w:rPr>
         <w:t xml:space="preserve">平衡浓度</w:t>
@@ -10658,32 +11140,50 @@
     </w:p>
     <w:p>
       <w:pPr>
-        <w:pStyle w:val="SourceCode"/>
+        <w:pStyle w:val="Compact"/>
+        <w:numPr>
+          <w:ilvl w:val="0"/>
+          <w:numId w:val="1005"/>
+        </w:numPr>
       </w:pPr>
       <w:r>
         <w:rPr>
-          <w:rStyle w:val="VerbatimChar"/>
-          <w:rFonts w:ascii="Times New Roman" w:hAnsi="Times New Roman" w:eastAsia="Times New Roman" w:cs="Times New Roman"/>
-        </w:rPr>
-        <w:t xml:space="preserve">① </w:t>
-      </w:r>
-      <w:r>
-        <w:rPr>
-          <w:rStyle w:val="VerbatimChar"/>
-          <w:rFonts w:hint="eastAsia" w:ascii="Times New Roman" w:hAnsi="Times New Roman" w:eastAsia="Times New Roman" w:cs="Times New Roman"/>
-        </w:rPr>
-        <w:t xml:space="preserve">ET：X-H</w:t>
-      </w:r>
-      <w:r>
-        <w:rPr>
-          <w:rStyle w:val="VerbatimChar"/>
+          <w:rFonts w:hint="eastAsia" w:ascii="Times New Roman" w:hAnsi="Times New Roman" w:eastAsia="Times New Roman" w:cs="Times New Roman"/>
+          <w:b/>
+          <w:bCs/>
+        </w:rPr>
+        <w:t>ET（</w:t>
+      </w:r>
+      <w:r>
+        <w:rPr>
+          <w:rFonts w:hint="eastAsia" w:ascii="Times New Roman" w:hAnsi="Times New Roman" w:eastAsia="FangSong" w:cs="Times New Roman"/>
+          <w:b/>
+          <w:bCs/>
+        </w:rPr>
+        <w:t>电子转移</w:t>
+      </w:r>
+      <w:r>
+        <w:rPr>
+          <w:rFonts w:hint="eastAsia" w:ascii="Times New Roman" w:hAnsi="Times New Roman" w:eastAsia="Times New Roman" w:cs="Times New Roman"/>
+          <w:b/>
+          <w:bCs/>
+        </w:rPr>
+        <w:t>）</w:t>
+      </w:r>
+      <w:r>
+        <w:rPr>
+          <w:rFonts w:hint="eastAsia" w:ascii="Times New Roman" w:hAnsi="Times New Roman" w:eastAsia="Times New Roman" w:cs="Times New Roman"/>
+        </w:rPr>
+        <w:t xml:space="preserve">：X-H</w:t>
+      </w:r>
+      <w:r>
+        <w:rPr>
           <w:rFonts w:ascii="Times New Roman" w:hAnsi="Times New Roman" w:eastAsia="Times New Roman" w:cs="Times New Roman"/>
         </w:rPr>
         <w:t xml:space="preserve"> → X-H</w:t>
       </w:r>
       <w:r>
         <w:rPr>
-          <w:rStyle w:val="VerbatimChar"/>
           <w:rFonts w:ascii="Times New Roman" w:hAnsi="Times New Roman" w:eastAsia="Times New Roman" w:cs="Times New Roman"/>
           <w:vertAlign w:val="superscript"/>
         </w:rPr>
@@ -10691,118 +11191,340 @@
       </w:r>
       <w:r>
         <w:rPr>
-          <w:rStyle w:val="VerbatimChar"/>
-          <w:rFonts w:ascii="Times New Roman" w:hAnsi="Times New Roman" w:eastAsia="Times New Roman" w:cs="Times New Roman"/>
-        </w:rPr>
-        <w:t>• + e</w:t>
-      </w:r>
-      <w:r>
-        <w:rPr>
-          <w:rStyle w:val="VerbatimChar"/>
-          <w:rFonts w:ascii="Times New Roman" w:hAnsi="Times New Roman" w:eastAsia="Times New Roman" w:cs="Times New Roman"/>
+          <w:rFonts w:ascii="Times New Roman" w:hAnsi="Times New Roman" w:eastAsia="Times New Roman" w:cs="Times New Roman"/>
+        </w:rPr>
+        <w:t xml:space="preserve">• + </w:t>
+      </w:r>
+      <w:r>
+        <w:rPr>
+          <w:rFonts w:hint="eastAsia" w:ascii="Times New Roman" w:hAnsi="Times New Roman" w:eastAsia="Times New Roman" w:cs="Times New Roman"/>
+        </w:rPr>
+        <w:t>e</w:t>
+      </w:r>
+      <w:r>
+        <w:rPr>
+          <w:rFonts w:hint="eastAsia" w:ascii="Times New Roman" w:hAnsi="Times New Roman" w:eastAsia="Times New Roman" w:cs="Times New Roman"/>
           <w:vertAlign w:val="superscript"/>
         </w:rPr>
         <w:t>-</w:t>
       </w:r>
       <w:r>
         <w:rPr>
-          <w:rStyle w:val="VerbatimChar"/>
-          <w:rFonts w:ascii="Times New Roman" w:hAnsi="Times New Roman" w:eastAsia="Times New Roman" w:cs="Times New Roman"/>
-        </w:rPr>
-        <w:t xml:space="preserve">    $\Delta G^\theta_\text{ET}=+nFE^\theta(X\text{-}H^{\cdot+}/X\text{-}H)$</w:t>
-      </w:r>
-      <w:r>
-        <w:rPr>
-          <w:rFonts w:ascii="Times New Roman" w:hAnsi="Times New Roman" w:eastAsia="Times New Roman" w:cs="Times New Roman"/>
-        </w:rPr>
-        <w:br/>
-      </w:r>
-      <w:r>
-        <w:rPr>
-          <w:rStyle w:val="VerbatimChar"/>
-          <w:rFonts w:ascii="Times New Roman" w:hAnsi="Times New Roman" w:eastAsia="Times New Roman" w:cs="Times New Roman"/>
-        </w:rPr>
-        <w:t xml:space="preserve">     </w:t>
-      </w:r>
-      <w:r>
-        <w:rPr>
-          <w:rStyle w:val="VerbatimChar"/>
+          <w:rFonts w:hint="eastAsia" w:ascii="Times New Roman" w:hAnsi="Times New Roman" w:eastAsia="Times New Roman" w:cs="Times New Roman"/>
+        </w:rPr>
+        <w:t>，</w:t>
+      </w:r>
+      <m:oMath>
+        <m:oMathPr>
+          <m:ctrlPr>
+            <w:rPr>
+              <w:sz w:val="28"/>
+              <w:szCs w:val="28"/>
+            </w:rPr>
+          </m:ctrlPr>
+        </m:oMathPr>
+        <m:r>
+          <m:rPr>
+            <m:sty m:val="p"/>
+          </m:rPr>
+          <m:t>Δ</m:t>
+        </m:r>
+        <m:sSubSup>
+          <m:e>
+            <m:r>
+              <m:t>G</m:t>
+            </m:r>
+          </m:e>
+          <m:sub>
+            <m:r>
+              <m:rPr>
+                <m:nor/>
+                <m:sty m:val="p"/>
+              </m:rPr>
+              <m:t>ET</m:t>
+            </m:r>
+          </m:sub>
+          <m:sup>
+            <m:r>
+              <m:t>θ</m:t>
+            </m:r>
+          </m:sup>
+        </m:sSubSup>
+        <m:r>
+          <m:rPr>
+            <m:sty m:val="p"/>
+          </m:rPr>
+          <m:t>=</m:t>
+        </m:r>
+        <m:r>
+          <m:rPr>
+            <m:sty m:val="p"/>
+          </m:rPr>
+          <m:t>+</m:t>
+        </m:r>
+        <m:r>
+          <m:t>n</m:t>
+        </m:r>
+        <m:r>
+          <m:t>F</m:t>
+        </m:r>
+        <m:sSup>
+          <m:e>
+            <m:r>
+              <m:t>E</m:t>
+            </m:r>
+          </m:e>
+          <m:sup>
+            <m:r>
+              <m:t>θ</m:t>
+            </m:r>
+          </m:sup>
+        </m:sSup>
+        <m:r>
+          <m:rPr>
+            <m:sty m:val="p"/>
+          </m:rPr>
+          <m:t>(</m:t>
+        </m:r>
+        <m:r>
+          <m:t>X</m:t>
+        </m:r>
+        <m:r>
+          <m:rPr>
+            <m:nor/>
+            <m:sty m:val="p"/>
+          </m:rPr>
+          <m:t>-</m:t>
+        </m:r>
+        <m:sSup>
+          <m:e>
+            <m:r>
+              <m:t>H</m:t>
+            </m:r>
+          </m:e>
+          <m:sup>
+            <m:r>
+              <m:rPr>
+                <m:sty m:val="p"/>
+              </m:rPr>
+              <m:t>⋅</m:t>
+            </m:r>
+            <m:r>
+              <m:rPr>
+                <m:sty m:val="p"/>
+              </m:rPr>
+              <m:t>+</m:t>
+            </m:r>
+          </m:sup>
+        </m:sSup>
+        <m:r>
+          <m:rPr>
+            <m:sty m:val="p"/>
+          </m:rPr>
+          <m:t>/</m:t>
+        </m:r>
+        <m:r>
+          <m:t>X</m:t>
+        </m:r>
+        <m:r>
+          <m:rPr>
+            <m:nor/>
+            <m:sty m:val="p"/>
+          </m:rPr>
+          <m:t>-</m:t>
+        </m:r>
+        <m:r>
+          <m:t>H</m:t>
+        </m:r>
+        <m:r>
+          <m:rPr>
+            <m:sty m:val="p"/>
+          </m:rPr>
+          <m:t>)</m:t>
+        </m:r>
+      </m:oMath>
+    </w:p>
+    <w:p>
+      <w:pPr>
+        <w:pStyle w:val="Compact"/>
+        <w:numPr>
+          <w:ilvl w:val="1"/>
+          <w:numId w:val="1006"/>
+        </w:numPr>
+      </w:pPr>
+      <w:r>
+        <w:rPr>
           <w:rFonts w:hint="eastAsia" w:ascii="Times New Roman" w:hAnsi="Times New Roman" w:eastAsia="FangSong" w:cs="Times New Roman"/>
         </w:rPr>
         <w:t>注意</w:t>
       </w:r>
       <w:r>
         <w:rPr>
-          <w:rStyle w:val="VerbatimChar"/>
           <w:rFonts w:hint="eastAsia" w:ascii="Times New Roman" w:hAnsi="Times New Roman" w:eastAsia="Times New Roman" w:cs="Times New Roman"/>
         </w:rPr>
         <w:t>：</w:t>
       </w:r>
       <w:r>
         <w:rPr>
-          <w:rStyle w:val="VerbatimChar"/>
           <w:rFonts w:hint="eastAsia" w:ascii="Times New Roman" w:hAnsi="Times New Roman" w:eastAsia="FangSong" w:cs="Times New Roman"/>
         </w:rPr>
         <w:t>氧化反应</w:t>
       </w:r>
       <w:r>
         <w:rPr>
-          <w:rStyle w:val="VerbatimChar"/>
-          <w:rFonts w:ascii="Times New Roman" w:hAnsi="Times New Roman" w:eastAsia="Times New Roman" w:cs="Times New Roman"/>
-        </w:rPr>
-        <w:t xml:space="preserve"> $\Delta </w:t>
-      </w:r>
-      <w:r>
-        <w:rPr>
-          <w:rStyle w:val="VerbatimChar"/>
-          <w:rFonts w:hint="eastAsia" w:ascii="Times New Roman" w:hAnsi="Times New Roman" w:eastAsia="Times New Roman" w:cs="Times New Roman"/>
-        </w:rPr>
-        <w:t>G^\theta=+nFE^\theta$（</w:t>
-      </w:r>
-      <w:r>
-        <w:rPr>
-          <w:rStyle w:val="VerbatimChar"/>
+          <w:rFonts w:ascii="Times New Roman" w:hAnsi="Times New Roman" w:eastAsia="Times New Roman" w:cs="Times New Roman"/>
+        </w:rPr>
+        <w:t xml:space="preserve"> </w:t>
+      </w:r>
+      <m:oMath>
+        <m:oMathPr>
+          <m:ctrlPr>
+            <w:rPr>
+              <w:sz w:val="28"/>
+              <w:szCs w:val="28"/>
+            </w:rPr>
+          </m:ctrlPr>
+        </m:oMathPr>
+        <m:r>
+          <m:rPr>
+            <m:sty m:val="p"/>
+          </m:rPr>
+          <m:t>Δ</m:t>
+        </m:r>
+        <m:sSup>
+          <m:e>
+            <m:r>
+              <m:t>G</m:t>
+            </m:r>
+          </m:e>
+          <m:sup>
+            <m:r>
+              <m:t>θ</m:t>
+            </m:r>
+          </m:sup>
+        </m:sSup>
+        <m:r>
+          <m:rPr>
+            <m:sty m:val="p"/>
+          </m:rPr>
+          <m:t>=</m:t>
+        </m:r>
+        <m:r>
+          <m:rPr>
+            <m:sty m:val="p"/>
+          </m:rPr>
+          <m:t>+</m:t>
+        </m:r>
+        <m:r>
+          <m:t>n</m:t>
+        </m:r>
+        <m:r>
+          <m:t>F</m:t>
+        </m:r>
+        <m:sSup>
+          <m:e>
+            <m:r>
+              <m:t>E</m:t>
+            </m:r>
+          </m:e>
+          <m:sup>
+            <m:r>
+              <m:t>θ</m:t>
+            </m:r>
+          </m:sup>
+        </m:sSup>
+      </m:oMath>
+      <w:r>
+        <w:rPr>
+          <w:rFonts w:hint="eastAsia" w:ascii="Times New Roman" w:hAnsi="Times New Roman" w:eastAsia="Times New Roman" w:cs="Times New Roman"/>
+        </w:rPr>
+        <w:t>（</w:t>
+      </w:r>
+      <w:r>
+        <w:rPr>
           <w:rFonts w:hint="eastAsia" w:ascii="Times New Roman" w:hAnsi="Times New Roman" w:eastAsia="FangSong" w:cs="Times New Roman"/>
         </w:rPr>
         <w:t>不是</w:t>
       </w:r>
       <w:r>
         <w:rPr>
-          <w:rStyle w:val="VerbatimChar"/>
           <w:rFonts w:ascii="Times New Roman" w:hAnsi="Times New Roman" w:eastAsia="Times New Roman" w:cs="Times New Roman"/>
         </w:rPr>
         <w:t xml:space="preserve"> </w:t>
       </w:r>
-      <w:r>
-        <w:rPr>
-          <w:rStyle w:val="VerbatimChar"/>
-          <w:rFonts w:hint="eastAsia" w:ascii="Times New Roman" w:hAnsi="Times New Roman" w:eastAsia="Times New Roman" w:cs="Times New Roman"/>
-        </w:rPr>
-        <w:t xml:space="preserve">$-nFE^\theta$！）</w:t>
-      </w:r>
-      <w:r>
-        <w:rPr>
-          <w:rFonts w:ascii="Times New Roman" w:hAnsi="Times New Roman" w:eastAsia="Times New Roman" w:cs="Times New Roman"/>
-        </w:rPr>
-        <w:br/>
-      </w:r>
-      <w:r>
-        <w:rPr>
-          <w:rStyle w:val="VerbatimChar"/>
-          <w:rFonts w:ascii="Times New Roman" w:hAnsi="Times New Roman" w:eastAsia="Times New Roman" w:cs="Times New Roman"/>
-        </w:rPr>
-        <w:t xml:space="preserve">② </w:t>
-      </w:r>
-      <w:r>
-        <w:rPr>
-          <w:rStyle w:val="VerbatimChar"/>
-          <w:rFonts w:hint="eastAsia" w:ascii="Times New Roman" w:hAnsi="Times New Roman" w:eastAsia="Times New Roman" w:cs="Times New Roman"/>
-        </w:rPr>
-        <w:t>PT：X-H</w:t>
-      </w:r>
-      <w:r>
-        <w:rPr>
-          <w:rStyle w:val="VerbatimChar"/>
+      <m:oMath>
+        <m:r>
+          <m:rPr>
+            <m:sty m:val="p"/>
+          </m:rPr>
+          <m:t>−</m:t>
+        </m:r>
+        <m:r>
+          <m:t>n</m:t>
+        </m:r>
+        <m:r>
+          <m:t>F</m:t>
+        </m:r>
+        <m:sSup>
+          <m:e>
+            <m:r>
+              <m:t>E</m:t>
+            </m:r>
+          </m:e>
+          <m:sup>
+            <m:r>
+              <m:t>θ</m:t>
+            </m:r>
+          </m:sup>
+        </m:sSup>
+      </m:oMath>
+      <w:r>
+        <w:rPr>
+          <w:rFonts w:hint="eastAsia" w:ascii="Times New Roman" w:hAnsi="Times New Roman" w:eastAsia="Times New Roman" w:cs="Times New Roman"/>
+        </w:rPr>
+        <w:t xml:space="preserve">！）</w:t>
+      </w:r>
+    </w:p>
+    <w:p>
+      <w:pPr>
+        <w:pStyle w:val="Compact"/>
+        <w:numPr>
+          <w:ilvl w:val="0"/>
+          <w:numId w:val="1005"/>
+        </w:numPr>
+      </w:pPr>
+      <w:r>
+        <w:rPr>
+          <w:rFonts w:hint="eastAsia" w:ascii="Times New Roman" w:hAnsi="Times New Roman" w:eastAsia="Times New Roman" w:cs="Times New Roman"/>
+          <w:b/>
+          <w:bCs/>
+        </w:rPr>
+        <w:t>PT（</w:t>
+      </w:r>
+      <w:r>
+        <w:rPr>
+          <w:rFonts w:hint="eastAsia" w:ascii="Times New Roman" w:hAnsi="Times New Roman" w:eastAsia="FangSong" w:cs="Times New Roman"/>
+          <w:b/>
+          <w:bCs/>
+        </w:rPr>
+        <w:t>质子转移</w:t>
+      </w:r>
+      <w:r>
+        <w:rPr>
+          <w:rFonts w:hint="eastAsia" w:ascii="Times New Roman" w:hAnsi="Times New Roman" w:eastAsia="Times New Roman" w:cs="Times New Roman"/>
+          <w:b/>
+          <w:bCs/>
+        </w:rPr>
+        <w:t>）</w:t>
+      </w:r>
+      <w:r>
+        <w:rPr>
+          <w:rFonts w:hint="eastAsia" w:ascii="Times New Roman" w:hAnsi="Times New Roman" w:eastAsia="Times New Roman" w:cs="Times New Roman"/>
+        </w:rPr>
+        <w:t>：X-H</w:t>
+      </w:r>
+      <w:r>
+        <w:rPr>
           <w:rFonts w:hint="eastAsia" w:ascii="Times New Roman" w:hAnsi="Times New Roman" w:eastAsia="Times New Roman" w:cs="Times New Roman"/>
           <w:vertAlign w:val="superscript"/>
         </w:rPr>
@@ -10810,190 +11532,475 @@
       </w:r>
       <w:r>
         <w:rPr>
-          <w:rStyle w:val="VerbatimChar"/>
           <w:rFonts w:hint="eastAsia" w:ascii="Times New Roman" w:hAnsi="Times New Roman" w:eastAsia="Times New Roman" w:cs="Times New Roman"/>
         </w:rPr>
         <w:t>•</w:t>
       </w:r>
       <w:r>
         <w:rPr>
-          <w:rStyle w:val="VerbatimChar"/>
-          <w:rFonts w:ascii="Times New Roman" w:hAnsi="Times New Roman" w:eastAsia="Times New Roman" w:cs="Times New Roman"/>
-        </w:rPr>
-        <w:t xml:space="preserve"> → X• + H</w:t>
-      </w:r>
-      <w:r>
-        <w:rPr>
-          <w:rStyle w:val="VerbatimChar"/>
-          <w:rFonts w:ascii="Times New Roman" w:hAnsi="Times New Roman" w:eastAsia="Times New Roman" w:cs="Times New Roman"/>
+          <w:rFonts w:ascii="Times New Roman" w:hAnsi="Times New Roman" w:eastAsia="Times New Roman" w:cs="Times New Roman"/>
+        </w:rPr>
+        <w:t xml:space="preserve"> → X• + </w:t>
+      </w:r>
+      <w:r>
+        <w:rPr>
+          <w:rFonts w:hint="eastAsia" w:ascii="Times New Roman" w:hAnsi="Times New Roman" w:eastAsia="Times New Roman" w:cs="Times New Roman"/>
+        </w:rPr>
+        <w:t>H</w:t>
+      </w:r>
+      <w:r>
+        <w:rPr>
+          <w:rFonts w:hint="eastAsia" w:ascii="Times New Roman" w:hAnsi="Times New Roman" w:eastAsia="Times New Roman" w:cs="Times New Roman"/>
           <w:vertAlign w:val="superscript"/>
         </w:rPr>
         <w:t>+</w:t>
       </w:r>
       <w:r>
         <w:rPr>
-          <w:rStyle w:val="VerbatimChar"/>
-          <w:rFonts w:ascii="Times New Roman" w:hAnsi="Times New Roman" w:eastAsia="Times New Roman" w:cs="Times New Roman"/>
-        </w:rPr>
-        <w:t xml:space="preserve">    $\Delta G^\theta_\text{PT}$ = 2.303RT × pKa(X-H</w:t>
-      </w:r>
-      <w:r>
-        <w:rPr>
-          <w:rStyle w:val="VerbatimChar"/>
-          <w:rFonts w:ascii="Times New Roman" w:hAnsi="Times New Roman" w:eastAsia="Times New Roman" w:cs="Times New Roman"/>
+          <w:rFonts w:hint="eastAsia" w:ascii="Times New Roman" w:hAnsi="Times New Roman" w:eastAsia="Times New Roman" w:cs="Times New Roman"/>
+        </w:rPr>
+        <w:t>，</w:t>
+      </w:r>
+      <m:oMath>
+        <m:oMathPr>
+          <m:ctrlPr>
+            <w:rPr>
+              <w:sz w:val="28"/>
+              <w:szCs w:val="28"/>
+            </w:rPr>
+          </m:ctrlPr>
+        </m:oMathPr>
+        <m:r>
+          <m:rPr>
+            <m:sty m:val="p"/>
+          </m:rPr>
+          <m:t>Δ</m:t>
+        </m:r>
+        <m:sSubSup>
+          <m:e>
+            <m:r>
+              <m:t>G</m:t>
+            </m:r>
+          </m:e>
+          <m:sub>
+            <m:r>
+              <m:rPr>
+                <m:nor/>
+                <m:sty m:val="p"/>
+              </m:rPr>
+              <m:t>PT</m:t>
+            </m:r>
+          </m:sub>
+          <m:sup>
+            <m:r>
+              <m:t>θ</m:t>
+            </m:r>
+          </m:sup>
+        </m:sSubSup>
+        <m:r>
+          <m:rPr>
+            <m:sty m:val="p"/>
+          </m:rPr>
+          <m:t>=</m:t>
+        </m:r>
+        <m:r>
+          <m:t>2.303</m:t>
+        </m:r>
+        <m:r>
+          <m:t>R</m:t>
+        </m:r>
+        <m:r>
+          <m:t>T</m:t>
+        </m:r>
+        <m:r>
+          <m:rPr>
+            <m:sty m:val="p"/>
+          </m:rPr>
+          <m:t>×</m:t>
+        </m:r>
+        <m:r>
+          <m:rPr>
+            <m:sty m:val="p"/>
+          </m:rPr>
+          <m:t>p</m:t>
+        </m:r>
+        <m:sSub>
+          <m:e>
+            <m:r>
+              <m:t>K</m:t>
+            </m:r>
+          </m:e>
+          <m:sub>
+            <m:r>
+              <m:t>a</m:t>
+            </m:r>
+          </m:sub>
+        </m:sSub>
+        <m:r>
+          <m:rPr>
+            <m:sty m:val="p"/>
+          </m:rPr>
+          <m:t>(</m:t>
+        </m:r>
+        <m:sSup>
+          <m:e>
+            <m:r>
+              <m:rPr>
+                <m:nor/>
+                <m:sty m:val="p"/>
+              </m:rPr>
+              <m:t>X-H</m:t>
+            </m:r>
+          </m:e>
+          <m:sup>
+            <m:r>
+              <m:rPr>
+                <m:sty m:val="p"/>
+              </m:rPr>
+              <m:t>+</m:t>
+            </m:r>
+            <m:r>
+              <m:rPr>
+                <m:sty m:val="p"/>
+              </m:rPr>
+              <m:t>•</m:t>
+            </m:r>
+          </m:sup>
+        </m:sSup>
+        <m:r>
+          <m:rPr>
+            <m:sty m:val="p"/>
+          </m:rPr>
+          <m:t>)</m:t>
+        </m:r>
+      </m:oMath>
+    </w:p>
+    <w:p>
+      <w:pPr>
+        <w:pStyle w:val="Compact"/>
+        <w:numPr>
+          <w:ilvl w:val="1"/>
+          <w:numId w:val="1007"/>
+        </w:numPr>
+      </w:pPr>
+      <w:r>
+        <w:rPr>
+          <w:rFonts w:ascii="Times New Roman" w:hAnsi="Times New Roman" w:eastAsia="Times New Roman" w:cs="Times New Roman"/>
+        </w:rPr>
+        <w:t xml:space="preserve">298 </w:t>
+      </w:r>
+      <w:r>
+        <w:rPr>
+          <w:rFonts w:hint="eastAsia" w:ascii="Times New Roman" w:hAnsi="Times New Roman" w:eastAsia="Times New Roman" w:cs="Times New Roman"/>
+        </w:rPr>
+        <w:t xml:space="preserve">K：</w:t>
+      </w:r>
+      <m:oMath>
+        <m:oMathPr>
+          <m:ctrlPr>
+            <w:rPr>
+              <w:sz w:val="28"/>
+              <w:szCs w:val="28"/>
+            </w:rPr>
+          </m:ctrlPr>
+        </m:oMathPr>
+        <m:r>
+          <m:rPr>
+            <m:sty m:val="p"/>
+          </m:rPr>
+          <m:t>Δ</m:t>
+        </m:r>
+        <m:sSubSup>
+          <m:e>
+            <m:r>
+              <m:t>G</m:t>
+            </m:r>
+          </m:e>
+          <m:sub>
+            <m:r>
+              <m:rPr>
+                <m:nor/>
+                <m:sty m:val="p"/>
+              </m:rPr>
+              <m:t>PT</m:t>
+            </m:r>
+          </m:sub>
+          <m:sup>
+            <m:r>
+              <m:t>θ</m:t>
+            </m:r>
+          </m:sup>
+        </m:sSubSup>
+        <m:r>
+          <m:rPr>
+            <m:sty m:val="p"/>
+          </m:rPr>
+          <m:t>=</m:t>
+        </m:r>
+        <m:r>
+          <m:t>5.71</m:t>
+        </m:r>
+        <m:r>
+          <m:rPr>
+            <m:sty m:val="p"/>
+          </m:rPr>
+          <m:t>×</m:t>
+        </m:r>
+        <m:r>
+          <m:rPr>
+            <m:sty m:val="p"/>
+          </m:rPr>
+          <m:t>p</m:t>
+        </m:r>
+        <m:sSub>
+          <m:e>
+            <m:r>
+              <m:t>K</m:t>
+            </m:r>
+          </m:e>
+          <m:sub>
+            <m:r>
+              <m:t>a</m:t>
+            </m:r>
+          </m:sub>
+        </m:sSub>
+      </m:oMath>
+      <w:r>
+        <w:rPr>
+          <w:rFonts w:hint="eastAsia" w:ascii="Times New Roman" w:hAnsi="Times New Roman" w:eastAsia="Times New Roman" w:cs="Times New Roman"/>
+        </w:rPr>
+        <w:t xml:space="preserve">（kJ/mol）</w:t>
+      </w:r>
+    </w:p>
+    <w:p>
+      <w:pPr>
+        <w:pStyle w:val="Compact"/>
+        <w:numPr>
+          <w:ilvl w:val="0"/>
+          <w:numId w:val="1005"/>
+        </w:numPr>
+      </w:pPr>
+      <w:r>
+        <w:rPr>
+          <w:rFonts w:hint="eastAsia" w:ascii="Times New Roman" w:hAnsi="Times New Roman" w:eastAsia="FangSong" w:cs="Times New Roman"/>
+          <w:b/>
+          <w:bCs/>
+        </w:rPr>
+        <w:t xml:space="preserve">溶剂化</w:t>
+      </w:r>
+      <w:r>
+        <w:rPr>
+          <w:rFonts w:hint="eastAsia" w:ascii="Times New Roman" w:hAnsi="Times New Roman" w:eastAsia="Times New Roman" w:cs="Times New Roman"/>
+        </w:rPr>
+        <w:t>：H</w:t>
+      </w:r>
+      <w:r>
+        <w:rPr>
+          <w:rFonts w:hint="eastAsia" w:ascii="Times New Roman" w:hAnsi="Times New Roman" w:eastAsia="Times New Roman" w:cs="Times New Roman"/>
           <w:vertAlign w:val="superscript"/>
         </w:rPr>
         <w:t>+</w:t>
       </w:r>
       <w:r>
         <w:rPr>
-          <w:rStyle w:val="VerbatimChar"/>
-          <w:rFonts w:ascii="Times New Roman" w:hAnsi="Times New Roman" w:eastAsia="Times New Roman" w:cs="Times New Roman"/>
-        </w:rPr>
-        <w:t>•)</w:t>
-      </w:r>
-      <w:r>
-        <w:rPr>
-          <w:rFonts w:ascii="Times New Roman" w:hAnsi="Times New Roman" w:eastAsia="Times New Roman" w:cs="Times New Roman"/>
-        </w:rPr>
-        <w:br/>
-      </w:r>
-      <w:r>
-        <w:rPr>
-          <w:rStyle w:val="VerbatimChar"/>
-          <w:rFonts w:ascii="Times New Roman" w:hAnsi="Times New Roman" w:eastAsia="Times New Roman" w:cs="Times New Roman"/>
-        </w:rPr>
-        <w:t xml:space="preserve">     </w:t>
-      </w:r>
-      <w:r>
-        <w:rPr>
-          <w:rStyle w:val="VerbatimChar"/>
-          <w:rFonts w:hint="eastAsia" w:ascii="Times New Roman" w:hAnsi="Times New Roman" w:eastAsia="Times New Roman" w:cs="Times New Roman"/>
-        </w:rPr>
-        <w:t xml:space="preserve">298K：$\Delta</w:t>
-      </w:r>
-      <w:r>
-        <w:rPr>
-          <w:rStyle w:val="VerbatimChar"/>
-          <w:rFonts w:ascii="Times New Roman" w:hAnsi="Times New Roman" w:eastAsia="Times New Roman" w:cs="Times New Roman"/>
-        </w:rPr>
-        <w:t xml:space="preserve"> G^\theta_\text{PT}$ = 5.71 × pKa (kJ/mol)</w:t>
-      </w:r>
-      <w:r>
-        <w:rPr>
-          <w:rFonts w:ascii="Times New Roman" w:hAnsi="Times New Roman" w:eastAsia="Times New Roman" w:cs="Times New Roman"/>
-        </w:rPr>
-        <w:br/>
-      </w:r>
-      <w:r>
-        <w:rPr>
-          <w:rStyle w:val="VerbatimChar"/>
-          <w:rFonts w:ascii="Times New Roman" w:hAnsi="Times New Roman" w:eastAsia="Times New Roman" w:cs="Times New Roman"/>
-        </w:rPr>
-        <w:t xml:space="preserve">③ </w:t>
-      </w:r>
-      <w:r>
-        <w:rPr>
-          <w:rStyle w:val="VerbatimChar"/>
-          <w:rFonts w:hint="eastAsia" w:ascii="Times New Roman" w:hAnsi="Times New Roman" w:eastAsia="FangSong" w:cs="Times New Roman"/>
-        </w:rPr>
-        <w:t>溶剂化</w:t>
-      </w:r>
-      <w:r>
-        <w:rPr>
-          <w:rStyle w:val="VerbatimChar"/>
-          <w:rFonts w:hint="eastAsia" w:ascii="Times New Roman" w:hAnsi="Times New Roman" w:eastAsia="Times New Roman" w:cs="Times New Roman"/>
-        </w:rPr>
-        <w:t>：H</w:t>
-      </w:r>
-      <w:r>
-        <w:rPr>
-          <w:rStyle w:val="VerbatimChar"/>
-          <w:rFonts w:hint="eastAsia" w:ascii="Times New Roman" w:hAnsi="Times New Roman" w:eastAsia="Times New Roman" w:cs="Times New Roman"/>
+          <w:rFonts w:ascii="Times New Roman" w:hAnsi="Times New Roman" w:eastAsia="Times New Roman" w:cs="Times New Roman"/>
+        </w:rPr>
+        <w:t xml:space="preserve"> + e</w:t>
+      </w:r>
+      <w:r>
+        <w:rPr>
+          <w:rFonts w:ascii="Times New Roman" w:hAnsi="Times New Roman" w:eastAsia="Times New Roman" w:cs="Times New Roman"/>
           <w:vertAlign w:val="superscript"/>
         </w:rPr>
-        <w:t>+</w:t>
-      </w:r>
-      <w:r>
-        <w:rPr>
-          <w:rStyle w:val="VerbatimChar"/>
-          <w:rFonts w:ascii="Times New Roman" w:hAnsi="Times New Roman" w:eastAsia="Times New Roman" w:cs="Times New Roman"/>
-        </w:rPr>
-        <w:t xml:space="preserve"> + e</w:t>
-      </w:r>
-      <w:r>
-        <w:rPr>
-          <w:rStyle w:val="VerbatimChar"/>
-          <w:rFonts w:ascii="Times New Roman" w:hAnsi="Times New Roman" w:eastAsia="Times New Roman" w:cs="Times New Roman"/>
-          <w:vertAlign w:val="superscript"/>
-        </w:rPr>
         <w:t>-</w:t>
       </w:r>
       <w:r>
         <w:rPr>
-          <w:rStyle w:val="VerbatimChar"/>
-          <w:rFonts w:ascii="Times New Roman" w:hAnsi="Times New Roman" w:eastAsia="Times New Roman" w:cs="Times New Roman"/>
-        </w:rPr>
-        <w:t xml:space="preserve"> → H•    $\Delta G^\theta_\text{solv}(H•)$ = </w:t>
-      </w:r>
-      <w:r>
-        <w:rPr>
-          <w:rStyle w:val="VerbatimChar"/>
+          <w:rFonts w:ascii="Times New Roman" w:hAnsi="Times New Roman" w:eastAsia="Times New Roman" w:cs="Times New Roman"/>
+        </w:rPr>
+        <w:t xml:space="preserve"> → </w:t>
+      </w:r>
+      <w:r>
+        <w:rPr>
+          <w:rFonts w:hint="eastAsia" w:ascii="Times New Roman" w:hAnsi="Times New Roman" w:eastAsia="Times New Roman" w:cs="Times New Roman"/>
+        </w:rPr>
+        <w:t xml:space="preserve">H•，</w:t>
+      </w:r>
+      <m:oMath>
+        <m:oMathPr>
+          <m:ctrlPr>
+            <w:rPr>
+              <w:sz w:val="28"/>
+              <w:szCs w:val="28"/>
+            </w:rPr>
+          </m:ctrlPr>
+        </m:oMathPr>
+        <m:r>
+          <m:rPr>
+            <m:sty m:val="p"/>
+          </m:rPr>
+          <m:t>Δ</m:t>
+        </m:r>
+        <m:sSubSup>
+          <m:e>
+            <m:r>
+              <m:t>G</m:t>
+            </m:r>
+          </m:e>
+          <m:sub>
+            <m:r>
+              <m:rPr>
+                <m:nor/>
+                <m:sty m:val="p"/>
+              </m:rPr>
+              <m:t>solv</m:t>
+            </m:r>
+          </m:sub>
+          <m:sup>
+            <m:r>
+              <m:t>θ</m:t>
+            </m:r>
+          </m:sup>
+        </m:sSubSup>
+        <m:r>
+          <m:rPr>
+            <m:sty m:val="p"/>
+          </m:rPr>
+          <m:t>(</m:t>
+        </m:r>
+        <m:r>
+          <m:rPr>
+            <m:nor/>
+            <m:sty m:val="p"/>
+          </m:rPr>
+          <m:t>H</m:t>
+        </m:r>
+        <m:r>
+          <m:rPr>
+            <m:sty m:val="p"/>
+          </m:rPr>
+          <m:t>•</m:t>
+        </m:r>
+        <m:r>
+          <m:rPr>
+            <m:sty m:val="p"/>
+          </m:rPr>
+          <m:t>)</m:t>
+        </m:r>
+      </m:oMath>
+      <w:r>
+        <w:rPr>
+          <w:rFonts w:ascii="Times New Roman" w:hAnsi="Times New Roman" w:eastAsia="Times New Roman" w:cs="Times New Roman"/>
+        </w:rPr>
+        <w:t xml:space="preserve"> </w:t>
+      </w:r>
+      <w:r>
+        <w:rPr>
+          <w:rFonts w:ascii="Times New Roman" w:hAnsi="Times New Roman" w:eastAsia="Times New Roman" w:cs="Times New Roman"/>
+        </w:rPr>
+        <w:t xml:space="preserve">= </w:t>
+      </w:r>
+      <w:r>
+        <w:rPr>
           <w:rFonts w:hint="eastAsia" w:ascii="Times New Roman" w:hAnsi="Times New Roman" w:eastAsia="FangSong" w:cs="Times New Roman"/>
         </w:rPr>
         <w:t>给定值</w:t>
       </w:r>
       <w:r>
         <w:rPr>
-          <w:rStyle w:val="VerbatimChar"/>
           <w:rFonts w:hint="eastAsia" w:ascii="Times New Roman" w:hAnsi="Times New Roman" w:eastAsia="Times New Roman" w:cs="Times New Roman"/>
         </w:rPr>
         <w:t>（</w:t>
       </w:r>
       <w:r>
         <w:rPr>
-          <w:rStyle w:val="VerbatimChar"/>
           <w:rFonts w:hint="eastAsia" w:ascii="Times New Roman" w:hAnsi="Times New Roman" w:eastAsia="FangSong" w:cs="Times New Roman"/>
         </w:rPr>
         <w:t>通常</w:t>
       </w:r>
       <w:r>
         <w:rPr>
-          <w:rStyle w:val="VerbatimChar"/>
           <w:rFonts w:ascii="Times New Roman" w:hAnsi="Times New Roman" w:eastAsia="Times New Roman" w:cs="Times New Roman"/>
         </w:rPr>
         <w:t xml:space="preserve"> 210-230 </w:t>
       </w:r>
       <w:r>
         <w:rPr>
-          <w:rStyle w:val="VerbatimChar"/>
           <w:rFonts w:hint="eastAsia" w:ascii="Times New Roman" w:hAnsi="Times New Roman" w:eastAsia="Times New Roman" w:cs="Times New Roman"/>
         </w:rPr>
         <w:t xml:space="preserve">kJ/mol）</w:t>
-      </w:r>
-      <w:r>
-        <w:rPr>
-          <w:rFonts w:ascii="Times New Roman" w:hAnsi="Times New Roman" w:eastAsia="Times New Roman" w:cs="Times New Roman"/>
-        </w:rPr>
-        <w:br/>
-      </w:r>
-      <w:r>
-        <w:rPr>
-          <w:rFonts w:ascii="Times New Roman" w:hAnsi="Times New Roman" w:eastAsia="Times New Roman" w:cs="Times New Roman"/>
-        </w:rPr>
-        <w:br/>
-      </w:r>
-      <w:r>
-        <w:rPr>
-          <w:rStyle w:val="VerbatimChar"/>
-          <w:rFonts w:ascii="Times New Roman" w:hAnsi="Times New Roman" w:eastAsia="Times New Roman" w:cs="Times New Roman"/>
-        </w:rPr>
-        <w:t xml:space="preserve">BDE = ① + ② + ③</w:t>
       </w:r>
     </w:p>
     <w:p>
       <w:pPr>
         <w:pStyle w:val="FirstParagraph"/>
+      </w:pPr>
+      <m:oMath>
+        <m:oMathPr>
+          <m:ctrlPr>
+            <w:rPr>
+              <w:sz w:val="28"/>
+              <w:szCs w:val="28"/>
+            </w:rPr>
+          </m:ctrlPr>
+        </m:oMathPr>
+        <m:r>
+          <m:rPr>
+            <m:nor/>
+            <m:sty m:val="p"/>
+          </m:rPr>
+          <m:t>BDE</m:t>
+        </m:r>
+        <m:r>
+          <m:rPr>
+            <m:sty m:val="p"/>
+          </m:rPr>
+          <m:t>=</m:t>
+        </m:r>
+        <m:r>
+          <m:rPr>
+            <m:nor/>
+            <m:sty m:val="p"/>
+          </m:rPr>
+          <m:t>①</m:t>
+        </m:r>
+        <m:r>
+          <m:rPr>
+            <m:sty m:val="p"/>
+          </m:rPr>
+          <m:t>+</m:t>
+        </m:r>
+        <m:r>
+          <m:rPr>
+            <m:nor/>
+            <m:sty m:val="p"/>
+          </m:rPr>
+          <m:t>②</m:t>
+        </m:r>
+        <m:r>
+          <m:rPr>
+            <m:sty m:val="p"/>
+          </m:rPr>
+          <m:t>+</m:t>
+        </m:r>
+        <m:r>
+          <m:rPr>
+            <m:nor/>
+            <m:sty m:val="p"/>
+          </m:rPr>
+          <m:t>③</m:t>
+        </m:r>
+      </m:oMath>
+      <w:r>
+        <w:rPr>
+          <w:rFonts w:ascii="Times New Roman" w:hAnsi="Times New Roman" w:eastAsia="Times New Roman" w:cs="Times New Roman"/>
+        </w:rPr>
+        <w:t xml:space="preserve">​</w:t>
+      </w:r>
+    </w:p>
+    <w:p>
+      <w:pPr>
+        <w:pStyle w:val="BodyText"/>
       </w:pPr>
       <w:r>
         <w:rPr>
@@ -14937,7 +15944,7 @@
         <w:pStyle w:val="Compact"/>
         <w:numPr>
           <w:ilvl w:val="0"/>
-          <w:numId w:val="1004"/>
+          <w:numId w:val="1008"/>
         </w:numPr>
         <w:spacing w:after="80"/>
       </w:pPr>
@@ -25105,7 +26112,7 @@
         <w:pStyle w:val="Compact"/>
         <w:numPr>
           <w:ilvl w:val="0"/>
-          <w:numId w:val="1005"/>
+          <w:numId w:val="1009"/>
         </w:numPr>
       </w:pPr>
       <m:oMath>
@@ -25292,7 +26299,7 @@
         <w:pStyle w:val="Compact"/>
         <w:numPr>
           <w:ilvl w:val="0"/>
-          <w:numId w:val="1005"/>
+          <w:numId w:val="1009"/>
         </w:numPr>
       </w:pPr>
       <m:oMath>
@@ -25517,7 +26524,7 @@
         <w:pStyle w:val="Compact"/>
         <w:numPr>
           <w:ilvl w:val="0"/>
-          <w:numId w:val="1005"/>
+          <w:numId w:val="1009"/>
         </w:numPr>
       </w:pPr>
       <w:r>
@@ -34196,7 +35203,7 @@
         <w:pStyle w:val="Compact"/>
         <w:numPr>
           <w:ilvl w:val="0"/>
-          <w:numId w:val="1006"/>
+          <w:numId w:val="1010"/>
         </w:numPr>
       </w:pPr>
       <w:r>
@@ -34435,7 +35442,7 @@
         <w:pStyle w:val="Compact"/>
         <w:numPr>
           <w:ilvl w:val="0"/>
-          <w:numId w:val="1006"/>
+          <w:numId w:val="1010"/>
         </w:numPr>
       </w:pPr>
       <w:r>
@@ -34822,7 +35829,7 @@
         <w:pStyle w:val="Compact"/>
         <w:numPr>
           <w:ilvl w:val="0"/>
-          <w:numId w:val="1006"/>
+          <w:numId w:val="1010"/>
         </w:numPr>
       </w:pPr>
       <w:r>
@@ -34963,7 +35970,7 @@
         <w:pStyle w:val="Compact"/>
         <w:numPr>
           <w:ilvl w:val="0"/>
-          <w:numId w:val="1006"/>
+          <w:numId w:val="1010"/>
         </w:numPr>
       </w:pPr>
       <w:r>
@@ -35381,7 +36388,7 @@
         <w:pStyle w:val="Compact"/>
         <w:numPr>
           <w:ilvl w:val="0"/>
-          <w:numId w:val="1006"/>
+          <w:numId w:val="1010"/>
         </w:numPr>
       </w:pPr>
       <w:r>
@@ -35597,7 +36604,7 @@
         <w:pStyle w:val="Compact"/>
         <w:numPr>
           <w:ilvl w:val="0"/>
-          <w:numId w:val="1007"/>
+          <w:numId w:val="1011"/>
         </w:numPr>
       </w:pPr>
       <w:r>
@@ -35935,7 +36942,7 @@
         <w:pStyle w:val="Compact"/>
         <w:numPr>
           <w:ilvl w:val="0"/>
-          <w:numId w:val="1007"/>
+          <w:numId w:val="1011"/>
         </w:numPr>
       </w:pPr>
       <w:r>
@@ -36059,7 +37066,7 @@
         <w:pStyle w:val="Compact"/>
         <w:numPr>
           <w:ilvl w:val="0"/>
-          <w:numId w:val="1007"/>
+          <w:numId w:val="1011"/>
         </w:numPr>
       </w:pPr>
       <w:r>
@@ -36265,7 +37272,7 @@
         <w:pStyle w:val="Compact"/>
         <w:numPr>
           <w:ilvl w:val="0"/>
-          <w:numId w:val="1007"/>
+          <w:numId w:val="1011"/>
         </w:numPr>
       </w:pPr>
       <w:r>
@@ -36491,7 +37498,7 @@
         <w:pStyle w:val="Compact"/>
         <w:numPr>
           <w:ilvl w:val="0"/>
-          <w:numId w:val="1007"/>
+          <w:numId w:val="1011"/>
         </w:numPr>
       </w:pPr>
       <w:r>
@@ -36791,7 +37798,7 @@
         <w:pStyle w:val="Compact"/>
         <w:numPr>
           <w:ilvl w:val="0"/>
-          <w:numId w:val="1008"/>
+          <w:numId w:val="1012"/>
         </w:numPr>
       </w:pPr>
       <w:r>
@@ -36932,7 +37939,7 @@
         <w:pStyle w:val="Compact"/>
         <w:numPr>
           <w:ilvl w:val="0"/>
-          <w:numId w:val="1008"/>
+          <w:numId w:val="1012"/>
         </w:numPr>
       </w:pPr>
       <w:r>
@@ -37069,7 +38076,7 @@
         <w:pStyle w:val="Compact"/>
         <w:numPr>
           <w:ilvl w:val="0"/>
-          <w:numId w:val="1008"/>
+          <w:numId w:val="1012"/>
         </w:numPr>
       </w:pPr>
       <w:r>
@@ -37530,7 +38537,7 @@
         <w:pStyle w:val="Compact"/>
         <w:numPr>
           <w:ilvl w:val="0"/>
-          <w:numId w:val="1008"/>
+          <w:numId w:val="1012"/>
         </w:numPr>
       </w:pPr>
       <w:r>
@@ -38124,7 +39131,7 @@
         <w:pStyle w:val="Compact"/>
         <w:numPr>
           <w:ilvl w:val="0"/>
-          <w:numId w:val="1008"/>
+          <w:numId w:val="1012"/>
         </w:numPr>
       </w:pPr>
       <w:r>
@@ -39085,7 +40092,7 @@
         <w:pStyle w:val="Compact"/>
         <w:numPr>
           <w:ilvl w:val="0"/>
-          <w:numId w:val="1009"/>
+          <w:numId w:val="1013"/>
         </w:numPr>
       </w:pPr>
       <w:r>
@@ -39233,7 +40240,7 @@
         <w:pStyle w:val="Compact"/>
         <w:numPr>
           <w:ilvl w:val="0"/>
-          <w:numId w:val="1009"/>
+          <w:numId w:val="1013"/>
         </w:numPr>
       </w:pPr>
       <w:r>
@@ -39364,7 +40371,7 @@
         <w:pStyle w:val="Compact"/>
         <w:numPr>
           <w:ilvl w:val="0"/>
-          <w:numId w:val="1009"/>
+          <w:numId w:val="1013"/>
         </w:numPr>
       </w:pPr>
       <w:r>
@@ -39530,7 +40537,7 @@
         <w:pStyle w:val="Compact"/>
         <w:numPr>
           <w:ilvl w:val="0"/>
-          <w:numId w:val="1010"/>
+          <w:numId w:val="1014"/>
         </w:numPr>
       </w:pPr>
       <w:r>
@@ -39599,7 +40606,7 @@
         <w:pStyle w:val="Compact"/>
         <w:numPr>
           <w:ilvl w:val="0"/>
-          <w:numId w:val="1010"/>
+          <w:numId w:val="1014"/>
         </w:numPr>
       </w:pPr>
       <w:r>
@@ -39716,7 +40723,7 @@
         <w:pStyle w:val="Compact"/>
         <w:numPr>
           <w:ilvl w:val="0"/>
-          <w:numId w:val="1010"/>
+          <w:numId w:val="1014"/>
         </w:numPr>
       </w:pPr>
       <w:r>
@@ -39785,7 +40792,7 @@
         <w:pStyle w:val="Compact"/>
         <w:numPr>
           <w:ilvl w:val="0"/>
-          <w:numId w:val="1010"/>
+          <w:numId w:val="1014"/>
         </w:numPr>
       </w:pPr>
       <w:r>
@@ -40100,7 +41107,7 @@
         <w:pStyle w:val="Compact"/>
         <w:numPr>
           <w:ilvl w:val="0"/>
-          <w:numId w:val="1010"/>
+          <w:numId w:val="1014"/>
         </w:numPr>
       </w:pPr>
       <w:r>
@@ -40139,7 +41146,7 @@
         <w:pStyle w:val="Compact"/>
         <w:numPr>
           <w:ilvl w:val="0"/>
-          <w:numId w:val="1010"/>
+          <w:numId w:val="1014"/>
         </w:numPr>
       </w:pPr>
       <w:r>
@@ -40178,7 +41185,7 @@
         <w:pStyle w:val="Compact"/>
         <w:numPr>
           <w:ilvl w:val="0"/>
-          <w:numId w:val="1010"/>
+          <w:numId w:val="1014"/>
         </w:numPr>
       </w:pPr>
       <w:r>
@@ -40313,7 +41320,7 @@
         <w:pStyle w:val="Compact"/>
         <w:numPr>
           <w:ilvl w:val="0"/>
-          <w:numId w:val="1010"/>
+          <w:numId w:val="1014"/>
         </w:numPr>
       </w:pPr>
       <w:r>
@@ -40646,6 +41653,91 @@
       </w:rPr>
     </w:lvl>
   </w:abstractNum>
+  <w:abstractNum w:abstractNumId="99411">
+    <w:nsid w:val="00A99411"/>
+    <w:multiLevelType w:val="multilevel"/>
+    <w:lvl w:ilvl="0">
+      <w:start w:val="1"/>
+      <w:numFmt w:val="decimal"/>
+      <w:lvlText w:val="%1."/>
+      <w:lvlJc w:val="left"/>
+      <w:pPr>
+        <w:ind w:left="720" w:hanging="360"/>
+      </w:pPr>
+    </w:lvl>
+    <w:lvl w:ilvl="1">
+      <w:start w:val="1"/>
+      <w:numFmt w:val="decimal"/>
+      <w:lvlText w:val="%2."/>
+      <w:lvlJc w:val="left"/>
+      <w:pPr>
+        <w:ind w:left="1440" w:hanging="360"/>
+      </w:pPr>
+    </w:lvl>
+    <w:lvl w:ilvl="2">
+      <w:start w:val="1"/>
+      <w:numFmt w:val="decimal"/>
+      <w:lvlText w:val="%3."/>
+      <w:lvlJc w:val="left"/>
+      <w:pPr>
+        <w:ind w:left="2160" w:hanging="360"/>
+      </w:pPr>
+    </w:lvl>
+    <w:lvl w:ilvl="3">
+      <w:start w:val="1"/>
+      <w:numFmt w:val="decimal"/>
+      <w:lvlText w:val="%4."/>
+      <w:lvlJc w:val="left"/>
+      <w:pPr>
+        <w:ind w:left="2880" w:hanging="360"/>
+      </w:pPr>
+    </w:lvl>
+    <w:lvl w:ilvl="4">
+      <w:start w:val="1"/>
+      <w:numFmt w:val="decimal"/>
+      <w:lvlText w:val="%5."/>
+      <w:lvlJc w:val="left"/>
+      <w:pPr>
+        <w:ind w:left="3600" w:hanging="360"/>
+      </w:pPr>
+    </w:lvl>
+    <w:lvl w:ilvl="5">
+      <w:start w:val="1"/>
+      <w:numFmt w:val="decimal"/>
+      <w:lvlText w:val="%6."/>
+      <w:lvlJc w:val="left"/>
+      <w:pPr>
+        <w:ind w:left="4320" w:hanging="360"/>
+      </w:pPr>
+    </w:lvl>
+    <w:lvl w:ilvl="6">
+      <w:start w:val="1"/>
+      <w:numFmt w:val="decimal"/>
+      <w:lvlText w:val="%7."/>
+      <w:lvlJc w:val="left"/>
+      <w:pPr>
+        <w:ind w:left="5040" w:hanging="360"/>
+      </w:pPr>
+    </w:lvl>
+    <w:lvl w:ilvl="7">
+      <w:start w:val="1"/>
+      <w:numFmt w:val="decimal"/>
+      <w:lvlText w:val="%8."/>
+      <w:lvlJc w:val="left"/>
+      <w:pPr>
+        <w:ind w:left="5760" w:hanging="360"/>
+      </w:pPr>
+    </w:lvl>
+    <w:lvl w:ilvl="8">
+      <w:start w:val="1"/>
+      <w:numFmt w:val="decimal"/>
+      <w:lvlText w:val="%9."/>
+      <w:lvlJc w:val="left"/>
+      <w:pPr>
+        <w:ind w:left="6480" w:hanging="360"/>
+      </w:pPr>
+    </w:lvl>
+  </w:abstractNum>
   <w:abstractNum w:abstractNumId="99431">
     <w:nsid w:val="00A99431"/>
     <w:multiLevelType w:val="multilevel"/>
@@ -40725,91 +41817,6 @@
       <w:start w:val="1"/>
       <w:numFmt w:val="decimal"/>
       <w:lvlText w:val="(%9)"/>
-      <w:lvlJc w:val="left"/>
-      <w:pPr>
-        <w:ind w:left="6480" w:hanging="360"/>
-      </w:pPr>
-    </w:lvl>
-  </w:abstractNum>
-  <w:abstractNum w:abstractNumId="99411">
-    <w:nsid w:val="00A99411"/>
-    <w:multiLevelType w:val="multilevel"/>
-    <w:lvl w:ilvl="0">
-      <w:start w:val="1"/>
-      <w:numFmt w:val="decimal"/>
-      <w:lvlText w:val="%1."/>
-      <w:lvlJc w:val="left"/>
-      <w:pPr>
-        <w:ind w:left="720" w:hanging="360"/>
-      </w:pPr>
-    </w:lvl>
-    <w:lvl w:ilvl="1">
-      <w:start w:val="1"/>
-      <w:numFmt w:val="decimal"/>
-      <w:lvlText w:val="%2."/>
-      <w:lvlJc w:val="left"/>
-      <w:pPr>
-        <w:ind w:left="1440" w:hanging="360"/>
-      </w:pPr>
-    </w:lvl>
-    <w:lvl w:ilvl="2">
-      <w:start w:val="1"/>
-      <w:numFmt w:val="decimal"/>
-      <w:lvlText w:val="%3."/>
-      <w:lvlJc w:val="left"/>
-      <w:pPr>
-        <w:ind w:left="2160" w:hanging="360"/>
-      </w:pPr>
-    </w:lvl>
-    <w:lvl w:ilvl="3">
-      <w:start w:val="1"/>
-      <w:numFmt w:val="decimal"/>
-      <w:lvlText w:val="%4."/>
-      <w:lvlJc w:val="left"/>
-      <w:pPr>
-        <w:ind w:left="2880" w:hanging="360"/>
-      </w:pPr>
-    </w:lvl>
-    <w:lvl w:ilvl="4">
-      <w:start w:val="1"/>
-      <w:numFmt w:val="decimal"/>
-      <w:lvlText w:val="%5."/>
-      <w:lvlJc w:val="left"/>
-      <w:pPr>
-        <w:ind w:left="3600" w:hanging="360"/>
-      </w:pPr>
-    </w:lvl>
-    <w:lvl w:ilvl="5">
-      <w:start w:val="1"/>
-      <w:numFmt w:val="decimal"/>
-      <w:lvlText w:val="%6."/>
-      <w:lvlJc w:val="left"/>
-      <w:pPr>
-        <w:ind w:left="4320" w:hanging="360"/>
-      </w:pPr>
-    </w:lvl>
-    <w:lvl w:ilvl="6">
-      <w:start w:val="1"/>
-      <w:numFmt w:val="decimal"/>
-      <w:lvlText w:val="%7."/>
-      <w:lvlJc w:val="left"/>
-      <w:pPr>
-        <w:ind w:left="5040" w:hanging="360"/>
-      </w:pPr>
-    </w:lvl>
-    <w:lvl w:ilvl="7">
-      <w:start w:val="1"/>
-      <w:numFmt w:val="decimal"/>
-      <w:lvlText w:val="%8."/>
-      <w:lvlJc w:val="left"/>
-      <w:pPr>
-        <w:ind w:left="5760" w:hanging="360"/>
-      </w:pPr>
-    </w:lvl>
-    <w:lvl w:ilvl="8">
-      <w:start w:val="1"/>
-      <w:numFmt w:val="decimal"/>
-      <w:lvlText w:val="%9."/>
       <w:lvlJc w:val="left"/>
       <w:pPr>
         <w:ind w:left="6480" w:hanging="360"/>
@@ -41084,9 +42091,75 @@
     <w:abstractNumId w:val="991"/>
   </w:num>
   <w:num w:numId="1004">
+    <w:abstractNumId w:val="99411"/>
+    <w:lvlOverride w:ilvl="0">
+      <w:startOverride w:val="1"/>
+    </w:lvlOverride>
+    <w:lvlOverride w:ilvl="1">
+      <w:startOverride w:val="1"/>
+    </w:lvlOverride>
+    <w:lvlOverride w:ilvl="2">
+      <w:startOverride w:val="1"/>
+    </w:lvlOverride>
+    <w:lvlOverride w:ilvl="3">
+      <w:startOverride w:val="1"/>
+    </w:lvlOverride>
+    <w:lvlOverride w:ilvl="4">
+      <w:startOverride w:val="1"/>
+    </w:lvlOverride>
+    <w:lvlOverride w:ilvl="5">
+      <w:startOverride w:val="1"/>
+    </w:lvlOverride>
+    <w:lvlOverride w:ilvl="6">
+      <w:startOverride w:val="1"/>
+    </w:lvlOverride>
+    <w:lvlOverride w:ilvl="7">
+      <w:startOverride w:val="1"/>
+    </w:lvlOverride>
+    <w:lvlOverride w:ilvl="8">
+      <w:startOverride w:val="1"/>
+    </w:lvlOverride>
+  </w:num>
+  <w:num w:numId="1005">
+    <w:abstractNumId w:val="99411"/>
+    <w:lvlOverride w:ilvl="0">
+      <w:startOverride w:val="1"/>
+    </w:lvlOverride>
+    <w:lvlOverride w:ilvl="1">
+      <w:startOverride w:val="1"/>
+    </w:lvlOverride>
+    <w:lvlOverride w:ilvl="2">
+      <w:startOverride w:val="1"/>
+    </w:lvlOverride>
+    <w:lvlOverride w:ilvl="3">
+      <w:startOverride w:val="1"/>
+    </w:lvlOverride>
+    <w:lvlOverride w:ilvl="4">
+      <w:startOverride w:val="1"/>
+    </w:lvlOverride>
+    <w:lvlOverride w:ilvl="5">
+      <w:startOverride w:val="1"/>
+    </w:lvlOverride>
+    <w:lvlOverride w:ilvl="6">
+      <w:startOverride w:val="1"/>
+    </w:lvlOverride>
+    <w:lvlOverride w:ilvl="7">
+      <w:startOverride w:val="1"/>
+    </w:lvlOverride>
+    <w:lvlOverride w:ilvl="8">
+      <w:startOverride w:val="1"/>
+    </w:lvlOverride>
+  </w:num>
+  <w:num w:numId="1006">
     <w:abstractNumId w:val="991"/>
   </w:num>
-  <w:num w:numId="1005">
+  <w:num w:numId="1007">
+    <w:abstractNumId w:val="991"/>
+  </w:num>
+  <w:num w:numId="1008">
+    <w:abstractNumId w:val="991"/>
+  </w:num>
+  <w:num w:numId="1009">
     <w:abstractNumId w:val="99431"/>
     <w:lvlOverride w:ilvl="0">
       <w:startOverride w:val="1"/>
@@ -41116,7 +42189,7 @@
       <w:startOverride w:val="1"/>
     </w:lvlOverride>
   </w:num>
-  <w:num w:numId="1006">
+  <w:num w:numId="1010">
     <w:abstractNumId w:val="99411"/>
     <w:lvlOverride w:ilvl="0">
       <w:startOverride w:val="1"/>
@@ -41146,7 +42219,7 @@
       <w:startOverride w:val="1"/>
     </w:lvlOverride>
   </w:num>
-  <w:num w:numId="1007">
+  <w:num w:numId="1011">
     <w:abstractNumId w:val="99416"/>
     <w:lvlOverride w:ilvl="0">
       <w:startOverride w:val="6"/>
@@ -41176,7 +42249,7 @@
       <w:startOverride w:val="6"/>
     </w:lvlOverride>
   </w:num>
-  <w:num w:numId="1008">
+  <w:num w:numId="1012">
     <w:abstractNumId w:val="994111"/>
     <w:lvlOverride w:ilvl="0">
       <w:startOverride w:val="11"/>
@@ -41206,7 +42279,7 @@
       <w:startOverride w:val="11"/>
     </w:lvlOverride>
   </w:num>
-  <w:num w:numId="1009">
+  <w:num w:numId="1013">
     <w:abstractNumId w:val="994116"/>
     <w:lvlOverride w:ilvl="0">
       <w:startOverride w:val="16"/>
@@ -41236,7 +42309,7 @@
       <w:startOverride w:val="16"/>
     </w:lvlOverride>
   </w:num>
-  <w:num w:numId="1010">
+  <w:num w:numId="1014">
     <w:abstractNumId w:val="991"/>
   </w:num>
 </w:numbering>

--- a/06-学生侧材料/讲义/化学原理/物化综合计算-超级充实版（自学完整）.docx
+++ b/06-学生侧材料/讲义/化学原理/物化综合计算-超级充实版（自学完整）.docx
@@ -42993,7 +42993,7 @@
     <ns0:name ns0:val="Verbatim Char"/>
     <ns0:basedOn ns0:val="BodyTextChar"/>
     <ns0:rPr>
-      <ns0:rFonts ns0:ascii="Times New Roman" ns0:cs="Times New Roman" ns0:eastAsia="FangSong" ns0:hAnsi="Times New Roman"/>
+      <ns0:rFonts ns0:ascii="SimSun" ns0:hAnsi="SimSun" ns0:eastAsia="SimSun" ns0:cs="SimSun"/>
       <ns0:b ns0:val="0"/>
       <ns0:sz ns0:val="20"/>
     </ns0:rPr>
@@ -43063,7 +43063,7 @@
       <w:wordWrap w:val="off"/>
     </w:pPr>
     <ns0:rPr>
-      <w:rFonts ns0:ascii="Times New Roman" ns0:hAnsi="Times New Roman" ns0:eastAsia="FangSong" ns0:cs="Times New Roman"/>
+      <w:rFonts w:ascii="SimSun" w:hAnsi="SimSun" w:eastAsia="SimSun" w:cs="SimSun"/>
     </ns0:rPr>
   </w:style>
   <w:style w:type="character" w:customStyle="1" w:styleId="KeywordTok">
